--- a/Machine learning Assignment.docx
+++ b/Machine learning Assignment.docx
@@ -5,6 +5,8 @@
     <w:p>
       <w:pPr>
         <w:pStyle w:val="Heading1"/>
+        <w:spacing w:before="0" w:after="240"/>
+        <w:jc w:val="both"/>
         <w:rPr>
           <w:lang w:val="en-US"/>
         </w:rPr>
@@ -25,6 +27,8 @@
     <w:p>
       <w:pPr>
         <w:pStyle w:val="Heading2"/>
+        <w:spacing w:before="0"/>
+        <w:jc w:val="both"/>
         <w:rPr>
           <w:lang w:val="en-US"/>
         </w:rPr>
@@ -38,7 +42,68 @@
     </w:p>
     <w:p>
       <w:pPr>
+        <w:pStyle w:val="ListParagraph"/>
+        <w:numPr>
+          <w:ilvl w:val="0"/>
+          <w:numId w:val="3"/>
+        </w:numPr>
+        <w:jc w:val="both"/>
+        <w:rPr>
+          <w:lang w:val="en-US"/>
+        </w:rPr>
+      </w:pPr>
+      <w:r>
+        <w:rPr>
+          <w:lang w:val="en-US"/>
+        </w:rPr>
+        <w:t xml:space="preserve">Script: </w:t>
+      </w:r>
+      <w:proofErr w:type="spellStart"/>
+      <w:r>
+        <w:rPr>
+          <w:i/>
+          <w:iCs/>
+          <w:lang w:val="en-US"/>
+        </w:rPr>
+        <w:t>main_assignment_script.m</w:t>
+      </w:r>
+      <w:proofErr w:type="spellEnd"/>
+    </w:p>
+    <w:p>
+      <w:pPr>
+        <w:pStyle w:val="ListParagraph"/>
+        <w:numPr>
+          <w:ilvl w:val="0"/>
+          <w:numId w:val="3"/>
+        </w:numPr>
+        <w:jc w:val="both"/>
+        <w:rPr>
+          <w:lang w:val="en-US"/>
+        </w:rPr>
+      </w:pPr>
+      <w:r>
+        <w:rPr>
+          <w:lang w:val="en-US"/>
+        </w:rPr>
+        <w:t xml:space="preserve">Purpose: </w:t>
+      </w:r>
+      <w:r>
+        <w:t xml:space="preserve">This is the main script that runs the entire program without user intervention. It reads preprocessed weather data, shuffles it, splits it into training and test </w:t>
+      </w:r>
+      <w:r>
+        <w:rPr>
+          <w:lang w:val="en-US"/>
+        </w:rPr>
+        <w:t>data</w:t>
+      </w:r>
+      <w:r>
+        <w:t>sets, and calls the Naive Bayes classifier to make predictions and calculate the error rate.</w:t>
+      </w:r>
+    </w:p>
+    <w:p>
+      <w:pPr>
         <w:pStyle w:val="Heading2"/>
+        <w:jc w:val="both"/>
         <w:rPr>
           <w:lang w:val="en-US"/>
         </w:rPr>
@@ -60,16 +125,24 @@
           <w:ilvl w:val="0"/>
           <w:numId w:val="1"/>
         </w:numPr>
-        <w:rPr>
-          <w:lang w:val="en-US"/>
-        </w:rPr>
-      </w:pPr>
-      <w:r>
-        <w:rPr>
-          <w:lang w:val="en-US"/>
-        </w:rPr>
-        <w:t xml:space="preserve">Script </w:t>
-      </w:r>
+        <w:jc w:val="both"/>
+        <w:rPr>
+          <w:lang w:val="en-US"/>
+        </w:rPr>
+      </w:pPr>
+      <w:r>
+        <w:rPr>
+          <w:lang w:val="en-US"/>
+        </w:rPr>
+        <w:t>Script</w:t>
+      </w:r>
+      <w:r>
+        <w:rPr>
+          <w:lang w:val="en-US"/>
+        </w:rPr>
+        <w:t xml:space="preserve">: </w:t>
+      </w:r>
+      <w:proofErr w:type="spellStart"/>
       <w:r>
         <w:rPr>
           <w:i/>
@@ -78,6 +151,7 @@
         </w:rPr>
         <w:t>weather_data_processing.m</w:t>
       </w:r>
+      <w:proofErr w:type="spellEnd"/>
     </w:p>
     <w:p>
       <w:pPr>
@@ -86,29 +160,84 @@
           <w:ilvl w:val="0"/>
           <w:numId w:val="1"/>
         </w:numPr>
-        <w:rPr>
-          <w:lang w:val="en-US"/>
-        </w:rPr>
-      </w:pPr>
-      <w:r>
-        <w:rPr>
-          <w:lang w:val="en-US"/>
-        </w:rPr>
-        <w:t xml:space="preserve">Read provided data from </w:t>
+        <w:jc w:val="both"/>
+      </w:pPr>
+      <w:r>
+        <w:t>Objective</w:t>
+      </w:r>
+      <w:r>
+        <w:t>: Preprocess the weather data.</w:t>
+      </w:r>
+    </w:p>
+    <w:p>
+      <w:pPr>
+        <w:pStyle w:val="ListParagraph"/>
+        <w:numPr>
+          <w:ilvl w:val="1"/>
+          <w:numId w:val="1"/>
+        </w:numPr>
+        <w:jc w:val="both"/>
+      </w:pPr>
+      <w:r>
+        <w:t xml:space="preserve">Reads raw weather data from </w:t>
       </w:r>
       <w:r>
         <w:rPr>
           <w:i/>
           <w:iCs/>
-          <w:lang w:val="en-US"/>
         </w:rPr>
         <w:t>weather_data.txt</w:t>
       </w:r>
       <w:r>
-        <w:rPr>
-          <w:lang w:val="en-US"/>
-        </w:rPr>
-        <w:t xml:space="preserve"> file</w:t>
+        <w:t>.</w:t>
+      </w:r>
+    </w:p>
+    <w:p>
+      <w:pPr>
+        <w:pStyle w:val="ListParagraph"/>
+        <w:numPr>
+          <w:ilvl w:val="1"/>
+          <w:numId w:val="1"/>
+        </w:numPr>
+        <w:jc w:val="both"/>
+      </w:pPr>
+      <w:r>
+        <w:t>Converts categorical weather attributes into integers.</w:t>
+      </w:r>
+    </w:p>
+    <w:p>
+      <w:pPr>
+        <w:pStyle w:val="ListParagraph"/>
+        <w:numPr>
+          <w:ilvl w:val="1"/>
+          <w:numId w:val="1"/>
+        </w:numPr>
+        <w:jc w:val="both"/>
+      </w:pPr>
+      <w:r>
+        <w:t>Saves the processed data into a text file (</w:t>
+      </w:r>
+      <w:r>
+        <w:rPr>
+          <w:i/>
+          <w:iCs/>
+        </w:rPr>
+        <w:t>processed_weather_data.txt</w:t>
+      </w:r>
+      <w:r>
+        <w:t>), which is used in subsequent tasks.</w:t>
+      </w:r>
+    </w:p>
+    <w:p>
+      <w:pPr>
+        <w:pStyle w:val="Heading2"/>
+        <w:jc w:val="both"/>
+        <w:rPr>
+          <w:lang w:val="en-US"/>
+        </w:rPr>
+      </w:pPr>
+      <w:r>
+        <w:t>Task 2: Build a naive Bayes classifier</w:t>
       </w:r>
     </w:p>
     <w:p>
@@ -116,17 +245,36 @@
         <w:pStyle w:val="ListParagraph"/>
         <w:numPr>
           <w:ilvl w:val="0"/>
-          <w:numId w:val="1"/>
+          <w:numId w:val="7"/>
         </w:numPr>
-        <w:rPr>
-          <w:lang w:val="en-US"/>
-        </w:rPr>
-      </w:pPr>
-      <w:r>
-        <w:rPr>
-          <w:lang w:val="en-US"/>
-        </w:rPr>
-        <w:t>Convert the data into integers</w:t>
+        <w:spacing w:after="0" w:line="240" w:lineRule="auto"/>
+        <w:jc w:val="both"/>
+        <w:rPr>
+          <w:rFonts w:eastAsia="Times New Roman" w:cstheme="minorHAnsi"/>
+          <w:kern w:val="0"/>
+          <w:lang/>
+          <w14:ligatures w14:val="none"/>
+        </w:rPr>
+      </w:pPr>
+      <w:r>
+        <w:rPr>
+          <w:rFonts w:eastAsia="Times New Roman" w:cstheme="minorHAnsi"/>
+          <w:kern w:val="0"/>
+          <w:lang/>
+          <w14:ligatures w14:val="none"/>
+        </w:rPr>
+        <w:t xml:space="preserve">Script: </w:t>
+      </w:r>
+      <w:r>
+        <w:rPr>
+          <w:rFonts w:eastAsia="Times New Roman" w:cstheme="minorHAnsi"/>
+          <w:i/>
+          <w:iCs/>
+          <w:kern w:val="0"/>
+          <w:lang/>
+          <w14:ligatures w14:val="none"/>
+        </w:rPr>
+        <w:t>naive_bayes_classifier.m</w:t>
       </w:r>
     </w:p>
     <w:p>
@@ -134,60 +282,52 @@
         <w:pStyle w:val="ListParagraph"/>
         <w:numPr>
           <w:ilvl w:val="0"/>
-          <w:numId w:val="1"/>
+          <w:numId w:val="7"/>
         </w:numPr>
-        <w:rPr>
-          <w:lang w:val="en-US"/>
-        </w:rPr>
-      </w:pPr>
-      <w:r>
-        <w:rPr>
-          <w:lang w:val="en-US"/>
-        </w:rPr>
-        <w:t>Save the converted data into txt file (</w:t>
-      </w:r>
-      <w:r>
-        <w:rPr>
-          <w:i/>
-          <w:iCs/>
-          <w:lang w:val="en-US"/>
-        </w:rPr>
-        <w:t>processed_weather_data.txt</w:t>
-      </w:r>
-      <w:r>
-        <w:rPr>
-          <w:lang w:val="en-US"/>
-        </w:rPr>
-        <w:t>)</w:t>
-      </w:r>
-    </w:p>
-    <w:p>
-      <w:pPr>
-        <w:pStyle w:val="ListParagraph"/>
-        <w:numPr>
-          <w:ilvl w:val="0"/>
-          <w:numId w:val="1"/>
-        </w:numPr>
-        <w:rPr>
-          <w:lang w:val="en-US"/>
-        </w:rPr>
-      </w:pPr>
-      <w:r>
-        <w:rPr>
-          <w:lang w:val="en-US"/>
-        </w:rPr>
-        <w:t>This converted data is used in task 2 for further processing</w:t>
-      </w:r>
-    </w:p>
-    <w:p>
-      <w:pPr>
-        <w:pStyle w:val="Heading2"/>
-        <w:rPr>
-          <w:lang w:val="en-US"/>
-        </w:rPr>
-      </w:pPr>
-      <w:r>
-        <w:t>Task 2: Build a naive Bayes classifier</w:t>
+        <w:spacing w:before="100" w:beforeAutospacing="1" w:after="100" w:afterAutospacing="1" w:line="240" w:lineRule="auto"/>
+        <w:jc w:val="both"/>
+        <w:rPr>
+          <w:rFonts w:eastAsia="Times New Roman" w:cstheme="minorHAnsi"/>
+          <w:kern w:val="0"/>
+          <w:lang/>
+          <w14:ligatures w14:val="none"/>
+        </w:rPr>
+      </w:pPr>
+      <w:r>
+        <w:rPr>
+          <w:rFonts w:eastAsia="Times New Roman" w:cstheme="minorHAnsi"/>
+          <w:kern w:val="0"/>
+          <w:lang w:val="en-US"/>
+          <w14:ligatures w14:val="none"/>
+        </w:rPr>
+        <w:t>O</w:t>
+      </w:r>
+      <w:r>
+        <w:rPr>
+          <w:rFonts w:eastAsia="Times New Roman" w:cstheme="minorHAnsi"/>
+          <w:kern w:val="0"/>
+          <w:lang/>
+          <w14:ligatures w14:val="none"/>
+        </w:rPr>
+        <w:t>bjective: Implement a Naive Bayes classifier</w:t>
+      </w:r>
+      <w:r>
+        <w:rPr>
+          <w:rFonts w:eastAsia="Times New Roman" w:cstheme="minorHAnsi"/>
+          <w:kern w:val="0"/>
+          <w:lang w:val="en-US"/>
+          <w14:ligatures w14:val="none"/>
+        </w:rPr>
+        <w:t xml:space="preserve"> without Laplace smoothing</w:t>
+      </w:r>
+      <w:r>
+        <w:rPr>
+          <w:rFonts w:eastAsia="Times New Roman" w:cstheme="minorHAnsi"/>
+          <w:kern w:val="0"/>
+          <w:lang/>
+          <w14:ligatures w14:val="none"/>
+        </w:rPr>
+        <w:t>.</w:t>
       </w:r>
     </w:p>
     <w:p>
@@ -197,47 +337,2247 @@
           <w:ilvl w:val="0"/>
           <w:numId w:val="2"/>
         </w:numPr>
-        <w:rPr>
-          <w:lang w:val="en-US"/>
-        </w:rPr>
-      </w:pPr>
-      <w:r>
-        <w:rPr>
-          <w:lang w:val="en-US"/>
-        </w:rPr>
-        <w:t xml:space="preserve">Script </w:t>
-      </w:r>
-      <w:r>
-        <w:rPr>
-          <w:i/>
-          <w:iCs/>
-          <w:lang w:val="en-US"/>
-        </w:rPr>
-        <w:t>naive_bayes_classifier.m</w:t>
-      </w:r>
-    </w:p>
-    <w:p>
-      <w:pPr>
-        <w:pStyle w:val="ListParagraph"/>
+        <w:spacing w:before="100" w:beforeAutospacing="1" w:after="100" w:afterAutospacing="1" w:line="240" w:lineRule="auto"/>
+        <w:jc w:val="both"/>
+        <w:rPr>
+          <w:rFonts w:eastAsia="Times New Roman" w:cstheme="minorHAnsi"/>
+          <w:kern w:val="0"/>
+          <w:lang/>
+          <w14:ligatures w14:val="none"/>
+        </w:rPr>
+      </w:pPr>
+      <w:r>
+        <w:rPr>
+          <w:rFonts w:eastAsia="Times New Roman" w:cstheme="minorHAnsi"/>
+          <w:kern w:val="0"/>
+          <w:lang/>
+          <w14:ligatures w14:val="none"/>
+        </w:rPr>
+        <w:t>Reads the processed weather data for classification.</w:t>
+      </w:r>
+    </w:p>
+    <w:p>
+      <w:pPr>
         <w:numPr>
           <w:ilvl w:val="0"/>
           <w:numId w:val="2"/>
         </w:numPr>
-        <w:rPr>
-          <w:lang w:val="en-US"/>
-        </w:rPr>
-      </w:pPr>
+        <w:spacing w:before="100" w:beforeAutospacing="1" w:after="100" w:afterAutospacing="1" w:line="240" w:lineRule="auto"/>
+        <w:jc w:val="both"/>
+        <w:rPr>
+          <w:rFonts w:eastAsia="Times New Roman" w:cstheme="minorHAnsi"/>
+          <w:kern w:val="0"/>
+          <w:lang/>
+          <w14:ligatures w14:val="none"/>
+        </w:rPr>
+      </w:pPr>
+      <w:r>
+        <w:rPr>
+          <w:rFonts w:eastAsia="Times New Roman" w:cstheme="minorHAnsi"/>
+          <w:kern w:val="0"/>
+          <w:lang/>
+          <w14:ligatures w14:val="none"/>
+        </w:rPr>
+        <w:t>Calculates prior probabilities and likelihoods.</w:t>
+      </w:r>
+    </w:p>
+    <w:p>
+      <w:pPr>
+        <w:numPr>
+          <w:ilvl w:val="0"/>
+          <w:numId w:val="2"/>
+        </w:numPr>
+        <w:spacing w:before="100" w:beforeAutospacing="1" w:after="100" w:afterAutospacing="1" w:line="240" w:lineRule="auto"/>
+        <w:jc w:val="both"/>
+        <w:rPr>
+          <w:rFonts w:eastAsia="Times New Roman" w:cstheme="minorHAnsi"/>
+          <w:kern w:val="0"/>
+          <w:lang/>
+          <w14:ligatures w14:val="none"/>
+        </w:rPr>
+      </w:pPr>
+      <w:r>
+        <w:rPr>
+          <w:rFonts w:eastAsia="Times New Roman" w:cstheme="minorHAnsi"/>
+          <w:kern w:val="0"/>
+          <w:lang/>
+          <w14:ligatures w14:val="none"/>
+        </w:rPr>
+        <w:t>Uses a cell array to store likelihoods for each feature and class combination. This allows the model to handle different numbers of unique values for different features effectively.</w:t>
+      </w:r>
+    </w:p>
+    <w:p>
+      <w:pPr>
+        <w:numPr>
+          <w:ilvl w:val="0"/>
+          <w:numId w:val="2"/>
+        </w:numPr>
+        <w:spacing w:before="100" w:beforeAutospacing="1" w:after="100" w:afterAutospacing="1" w:line="240" w:lineRule="auto"/>
+        <w:jc w:val="both"/>
+        <w:rPr>
+          <w:rFonts w:eastAsia="Times New Roman" w:cstheme="minorHAnsi"/>
+          <w:kern w:val="0"/>
+          <w:lang/>
+          <w14:ligatures w14:val="none"/>
+        </w:rPr>
+      </w:pPr>
+      <w:r>
+        <w:rPr>
+          <w:rFonts w:eastAsia="Times New Roman" w:cstheme="minorHAnsi"/>
+          <w:kern w:val="0"/>
+          <w:lang/>
+          <w14:ligatures w14:val="none"/>
+        </w:rPr>
+        <w:t>Predicts the class (Yes/No) for test data.</w:t>
+      </w:r>
+    </w:p>
+    <w:p>
+      <w:pPr>
+        <w:numPr>
+          <w:ilvl w:val="0"/>
+          <w:numId w:val="2"/>
+        </w:numPr>
+        <w:spacing w:before="100" w:beforeAutospacing="1" w:after="100" w:afterAutospacing="1" w:line="240" w:lineRule="auto"/>
+        <w:jc w:val="both"/>
+        <w:rPr>
+          <w:rFonts w:eastAsia="Times New Roman" w:cstheme="minorHAnsi"/>
+          <w:kern w:val="0"/>
+          <w:lang/>
+          <w14:ligatures w14:val="none"/>
+        </w:rPr>
+      </w:pPr>
+      <w:r>
+        <w:rPr>
+          <w:rFonts w:eastAsia="Times New Roman" w:cstheme="minorHAnsi"/>
+          <w:kern w:val="0"/>
+          <w:lang/>
+          <w14:ligatures w14:val="none"/>
+        </w:rPr>
+        <w:t>Outputs predictions and the error rate.</w:t>
+      </w:r>
+    </w:p>
+    <w:p>
+      <w:pPr>
+        <w:spacing w:after="0" w:line="240" w:lineRule="auto"/>
+        <w:rPr>
+          <w:rFonts w:eastAsia="Times New Roman" w:cstheme="minorHAnsi"/>
+          <w:b/>
+          <w:bCs/>
+          <w:kern w:val="0"/>
+          <w:lang w:val="en-US"/>
+          <w14:ligatures w14:val="none"/>
+        </w:rPr>
+      </w:pPr>
+      <w:r>
+        <w:rPr>
+          <w:rFonts w:eastAsia="Times New Roman" w:cstheme="minorHAnsi"/>
+          <w:b/>
+          <w:bCs/>
+          <w:kern w:val="0"/>
+          <w:lang/>
+          <w14:ligatures w14:val="none"/>
+        </w:rPr>
+        <w:t>Mathematical Background</w:t>
+      </w:r>
+    </w:p>
+    <w:p>
+      <w:pPr>
+        <w:spacing w:after="0" w:line="240" w:lineRule="auto"/>
+        <w:rPr>
+          <w:rFonts w:eastAsia="Times New Roman" w:cstheme="minorHAnsi"/>
+          <w:b/>
+          <w:bCs/>
+          <w:kern w:val="0"/>
+          <w:lang w:val="en-US"/>
+          <w14:ligatures w14:val="none"/>
+        </w:rPr>
+      </w:pPr>
+    </w:p>
+    <w:p>
+      <w:pPr>
+        <w:spacing w:after="0" w:line="240" w:lineRule="auto"/>
+        <w:rPr>
+          <w:rFonts w:eastAsia="Times New Roman" w:cstheme="minorHAnsi"/>
+          <w:kern w:val="0"/>
+          <w:lang w:val="en-US"/>
+          <w14:ligatures w14:val="none"/>
+        </w:rPr>
+      </w:pPr>
+      <w:r>
+        <w:rPr>
+          <w:rFonts w:eastAsia="Times New Roman" w:cstheme="minorHAnsi"/>
+          <w:b/>
+          <w:bCs/>
+          <w:kern w:val="0"/>
+          <w:lang/>
+          <w14:ligatures w14:val="none"/>
+        </w:rPr>
+        <w:t>Prior Probability</w:t>
+      </w:r>
+    </w:p>
+    <w:p>
+      <w:pPr>
+        <w:spacing w:after="0" w:line="240" w:lineRule="auto"/>
+        <w:rPr>
+          <w:rFonts w:eastAsia="Times New Roman" w:cstheme="minorHAnsi"/>
+          <w:kern w:val="0"/>
+          <w:lang w:val="en-US"/>
+          <w14:ligatures w14:val="none"/>
+        </w:rPr>
+      </w:pPr>
+      <w:r>
+        <w:rPr>
+          <w:rFonts w:eastAsia="Times New Roman" w:cstheme="minorHAnsi"/>
+          <w:kern w:val="0"/>
+          <w:lang/>
+          <w14:ligatures w14:val="none"/>
+        </w:rPr>
+        <w:t xml:space="preserve">The prior probability for each class </w:t>
+      </w:r>
+      <w:r>
+        <w:rPr>
+          <w:rFonts w:eastAsia="Times New Roman" w:cstheme="minorHAnsi"/>
+          <w:i/>
+          <w:iCs/>
+          <w:kern w:val="0"/>
+          <w:lang w:val="en-US"/>
+          <w14:ligatures w14:val="none"/>
+        </w:rPr>
+        <w:t>Ci</w:t>
+      </w:r>
+      <w:r>
+        <w:rPr>
+          <w:rFonts w:eastAsia="Times New Roman" w:cstheme="minorHAnsi"/>
+          <w:kern w:val="0"/>
+          <w:lang w:val="en-US"/>
+          <w14:ligatures w14:val="none"/>
+        </w:rPr>
+        <w:t xml:space="preserve"> </w:t>
+      </w:r>
+      <w:r>
+        <w:rPr>
+          <w:rFonts w:eastAsia="Times New Roman" w:cstheme="minorHAnsi"/>
+          <w:kern w:val="0"/>
+          <w:lang/>
+          <w14:ligatures w14:val="none"/>
+        </w:rPr>
+        <w:t>is given by:</w:t>
+      </w:r>
+      <w:r>
+        <w:rPr>
+          <w:rFonts w:eastAsia="Times New Roman" w:cstheme="minorHAnsi"/>
+          <w:kern w:val="0"/>
+          <w:lang/>
+          <w14:ligatures w14:val="none"/>
+        </w:rPr>
+        <w:t xml:space="preserve"> </w:t>
+      </w:r>
+    </w:p>
+    <w:p>
+      <w:pPr>
+        <w:spacing w:after="0" w:line="240" w:lineRule="auto"/>
+        <w:rPr>
+          <w:rFonts w:eastAsia="Times New Roman" w:cstheme="minorHAnsi"/>
+          <w:kern w:val="0"/>
+          <w:lang w:val="en-US"/>
+          <w14:ligatures w14:val="none"/>
+        </w:rPr>
+      </w:pPr>
+    </w:p>
+    <w:p>
+      <w:pPr>
+        <w:spacing w:line="240" w:lineRule="auto"/>
+        <w:rPr>
+          <w:rFonts w:eastAsia="Times New Roman" w:cstheme="minorHAnsi"/>
+          <w:i/>
+          <w:iCs/>
+          <w:kern w:val="0"/>
+          <w:sz w:val="24"/>
+          <w:szCs w:val="24"/>
+          <w:lang w:val="en-US"/>
+          <w14:ligatures w14:val="none"/>
+        </w:rPr>
+      </w:pPr>
+      <m:oMathPara>
+        <m:oMath>
+          <m:r>
+            <w:rPr>
+              <w:rFonts w:ascii="Cambria Math" w:eastAsia="Times New Roman" w:hAnsi="Cambria Math" w:cstheme="minorHAnsi"/>
+              <w:kern w:val="0"/>
+              <w:sz w:val="24"/>
+              <w:szCs w:val="24"/>
+              <w:lang/>
+              <w14:ligatures w14:val="none"/>
+            </w:rPr>
+            <m:t>P(Ci)=</m:t>
+          </m:r>
+          <m:f>
+            <m:fPr>
+              <m:ctrlPr>
+                <w:rPr>
+                  <w:rFonts w:ascii="Cambria Math" w:eastAsia="Times New Roman" w:hAnsi="Cambria Math" w:cstheme="minorHAnsi"/>
+                  <w:i/>
+                  <w:iCs/>
+                  <w:kern w:val="0"/>
+                  <w:sz w:val="24"/>
+                  <w:szCs w:val="24"/>
+                  <w:lang/>
+                  <w14:ligatures w14:val="none"/>
+                </w:rPr>
+              </m:ctrlPr>
+            </m:fPr>
+            <m:num>
+              <m:r>
+                <w:rPr>
+                  <w:rFonts w:ascii="Cambria Math" w:eastAsia="Times New Roman" w:hAnsi="Cambria Math" w:cstheme="minorHAnsi"/>
+                  <w:kern w:val="0"/>
+                  <w:sz w:val="24"/>
+                  <w:szCs w:val="24"/>
+                  <w:lang/>
+                  <w14:ligatures w14:val="none"/>
+                </w:rPr>
+                <m:t>Count(Ci)</m:t>
+              </m:r>
+            </m:num>
+            <m:den>
+              <m:r>
+                <w:rPr>
+                  <w:rFonts w:ascii="Cambria Math" w:eastAsia="Times New Roman" w:hAnsi="Cambria Math" w:cstheme="minorHAnsi"/>
+                  <w:kern w:val="0"/>
+                  <w:sz w:val="24"/>
+                  <w:szCs w:val="24"/>
+                  <w:lang/>
+                  <w14:ligatures w14:val="none"/>
+                </w:rPr>
+                <m:t>N</m:t>
+              </m:r>
+            </m:den>
+          </m:f>
+        </m:oMath>
+      </m:oMathPara>
+    </w:p>
+    <w:p>
+      <w:pPr>
+        <w:spacing w:after="0" w:line="240" w:lineRule="auto"/>
+        <w:jc w:val="both"/>
+        <w:rPr>
+          <w:rFonts w:eastAsia="Times New Roman" w:cstheme="minorHAnsi"/>
+          <w:kern w:val="0"/>
+          <w:lang w:val="en-US"/>
+          <w14:ligatures w14:val="none"/>
+        </w:rPr>
+      </w:pPr>
+      <w:r>
+        <w:rPr>
+          <w:rFonts w:eastAsia="Times New Roman" w:cstheme="minorHAnsi"/>
+          <w:kern w:val="0"/>
+          <w:lang w:val="en-US"/>
+          <w14:ligatures w14:val="none"/>
+        </w:rPr>
+        <w:t>Where:</w:t>
+      </w:r>
+    </w:p>
+    <w:p>
+      <w:pPr>
+        <w:pStyle w:val="ListParagraph"/>
+        <w:numPr>
+          <w:ilvl w:val="0"/>
+          <w:numId w:val="11"/>
+        </w:numPr>
+        <w:spacing w:after="0" w:line="240" w:lineRule="auto"/>
+        <w:jc w:val="both"/>
+        <w:rPr>
+          <w:rFonts w:eastAsia="Times New Roman" w:cstheme="minorHAnsi"/>
+          <w:i/>
+          <w:iCs/>
+          <w:kern w:val="0"/>
+          <w:lang w:val="en-US"/>
+          <w14:ligatures w14:val="none"/>
+        </w:rPr>
+      </w:pPr>
+      <w:r>
+        <w:rPr>
+          <w:rFonts w:eastAsia="Times New Roman" w:cstheme="minorHAnsi"/>
+          <w:i/>
+          <w:iCs/>
+          <w:kern w:val="0"/>
+          <w:lang w:val="en-US"/>
+          <w14:ligatures w14:val="none"/>
+        </w:rPr>
+        <w:t>Count (</w:t>
+      </w:r>
+      <w:r>
+        <w:rPr>
+          <w:rFonts w:eastAsia="Times New Roman" w:cstheme="minorHAnsi"/>
+          <w:i/>
+          <w:iCs/>
+          <w:kern w:val="0"/>
+          <w:lang w:val="en-US"/>
+          <w14:ligatures w14:val="none"/>
+        </w:rPr>
+        <w:t>Ci)</w:t>
+      </w:r>
+      <w:r>
+        <w:rPr>
+          <w:rFonts w:eastAsia="Times New Roman" w:cstheme="minorHAnsi"/>
+          <w:kern w:val="0"/>
+          <w:lang w:val="en-US"/>
+          <w14:ligatures w14:val="none"/>
+        </w:rPr>
+        <w:t xml:space="preserve"> is the number of instances in class </w:t>
+      </w:r>
+      <w:r>
+        <w:rPr>
+          <w:rFonts w:eastAsia="Times New Roman" w:cstheme="minorHAnsi"/>
+          <w:i/>
+          <w:iCs/>
+          <w:kern w:val="0"/>
+          <w:lang w:val="en-US"/>
+          <w14:ligatures w14:val="none"/>
+        </w:rPr>
+        <w:t>Ci</w:t>
+      </w:r>
+    </w:p>
+    <w:p>
+      <w:pPr>
+        <w:pStyle w:val="ListParagraph"/>
+        <w:numPr>
+          <w:ilvl w:val="0"/>
+          <w:numId w:val="11"/>
+        </w:numPr>
+        <w:spacing w:after="0" w:line="240" w:lineRule="auto"/>
+        <w:jc w:val="both"/>
+        <w:rPr>
+          <w:rFonts w:eastAsia="Times New Roman" w:cstheme="minorHAnsi"/>
+          <w:kern w:val="0"/>
+          <w:lang w:val="en-US"/>
+          <w14:ligatures w14:val="none"/>
+        </w:rPr>
+      </w:pPr>
+      <w:r>
+        <w:rPr>
+          <w:rFonts w:eastAsia="Times New Roman" w:cstheme="minorHAnsi"/>
+          <w:i/>
+          <w:iCs/>
+          <w:kern w:val="0"/>
+          <w:lang w:val="en-US"/>
+          <w14:ligatures w14:val="none"/>
+        </w:rPr>
+        <w:t>N</w:t>
+      </w:r>
+      <w:r>
+        <w:rPr>
+          <w:rFonts w:eastAsia="Times New Roman" w:cstheme="minorHAnsi"/>
+          <w:kern w:val="0"/>
+          <w:lang w:val="en-US"/>
+          <w14:ligatures w14:val="none"/>
+        </w:rPr>
+        <w:t xml:space="preserve"> is the total number of instances.</w:t>
+      </w:r>
+    </w:p>
+    <w:p>
+      <w:pPr>
+        <w:spacing w:after="0" w:line="240" w:lineRule="auto"/>
+        <w:jc w:val="both"/>
+        <w:rPr>
+          <w:rFonts w:eastAsia="Times New Roman" w:cstheme="minorHAnsi"/>
+          <w:kern w:val="0"/>
+          <w:lang w:val="en-US"/>
+          <w14:ligatures w14:val="none"/>
+        </w:rPr>
+      </w:pPr>
+      <w:r>
+        <w:rPr>
+          <w:rFonts w:eastAsia="Times New Roman" w:cstheme="minorHAnsi"/>
+          <w:kern w:val="0"/>
+          <w:lang w:val="en-US"/>
+          <w14:ligatures w14:val="none"/>
+        </w:rPr>
+        <w:t xml:space="preserve">The vector </w:t>
+      </w:r>
+      <w:r>
+        <w:rPr>
+          <w:rFonts w:eastAsia="Times New Roman" w:cstheme="minorHAnsi"/>
+          <w:b/>
+          <w:bCs/>
+          <w:kern w:val="0"/>
+          <w:lang w:val="en-US"/>
+          <w14:ligatures w14:val="none"/>
+        </w:rPr>
+        <w:t>prior</w:t>
+      </w:r>
+      <w:r>
+        <w:rPr>
+          <w:rFonts w:eastAsia="Times New Roman" w:cstheme="minorHAnsi"/>
+          <w:kern w:val="0"/>
+          <w:lang w:val="en-US"/>
+          <w14:ligatures w14:val="none"/>
+        </w:rPr>
+        <w:t xml:space="preserve"> </w:t>
+      </w:r>
+      <w:r>
+        <w:rPr>
+          <w:rFonts w:eastAsia="Times New Roman" w:cstheme="minorHAnsi"/>
+          <w:kern w:val="0"/>
+          <w:lang w:val="en-US"/>
+          <w14:ligatures w14:val="none"/>
+        </w:rPr>
+        <w:t xml:space="preserve">in the MATLAB script </w:t>
+      </w:r>
+      <w:r>
+        <w:rPr>
+          <w:rFonts w:eastAsia="Times New Roman" w:cstheme="minorHAnsi"/>
+          <w:kern w:val="0"/>
+          <w:lang w:val="en-US"/>
+          <w14:ligatures w14:val="none"/>
+        </w:rPr>
+        <w:t>contains the probabilities for each class.</w:t>
+      </w:r>
+    </w:p>
+    <w:p>
+      <w:pPr>
+        <w:spacing w:after="0" w:line="240" w:lineRule="auto"/>
+        <w:jc w:val="both"/>
+        <w:rPr>
+          <w:rFonts w:eastAsia="Times New Roman" w:cstheme="minorHAnsi"/>
+          <w:kern w:val="0"/>
+          <w:lang w:val="en-US"/>
+          <w14:ligatures w14:val="none"/>
+        </w:rPr>
+      </w:pPr>
+    </w:p>
+    <w:p>
+      <w:pPr>
+        <w:spacing w:after="0" w:line="240" w:lineRule="auto"/>
+        <w:jc w:val="both"/>
+        <w:rPr>
+          <w:rFonts w:eastAsia="Times New Roman" w:cstheme="minorHAnsi"/>
+          <w:kern w:val="0"/>
+          <w:lang w:val="en-US"/>
+          <w14:ligatures w14:val="none"/>
+        </w:rPr>
+      </w:pPr>
+      <w:r>
+        <w:rPr>
+          <w:rFonts w:eastAsia="Times New Roman" w:cstheme="minorHAnsi"/>
+          <w:b/>
+          <w:bCs/>
+          <w:kern w:val="0"/>
+          <w:lang/>
+          <w14:ligatures w14:val="none"/>
+        </w:rPr>
+        <w:t>Likelihood Calculation</w:t>
+      </w:r>
+    </w:p>
+    <w:p>
+      <w:pPr>
+        <w:spacing w:after="0" w:line="240" w:lineRule="auto"/>
+        <w:jc w:val="both"/>
+        <w:rPr>
+          <w:rFonts w:eastAsia="Times New Roman" w:cstheme="minorHAnsi"/>
+          <w:kern w:val="0"/>
+          <w:lang w:val="en-US"/>
+          <w14:ligatures w14:val="none"/>
+        </w:rPr>
+      </w:pPr>
+      <w:r>
+        <w:rPr>
+          <w:rFonts w:eastAsia="Times New Roman" w:cstheme="minorHAnsi"/>
+          <w:kern w:val="0"/>
+          <w:lang/>
+          <w14:ligatures w14:val="none"/>
+        </w:rPr>
+        <w:t>The likelihood of observing feature</w:t>
+      </w:r>
+      <w:r>
+        <w:rPr>
+          <w:rFonts w:eastAsia="Times New Roman" w:cstheme="minorHAnsi"/>
+          <w:kern w:val="0"/>
+          <w:lang w:val="en-US"/>
+          <w14:ligatures w14:val="none"/>
+        </w:rPr>
+        <w:t xml:space="preserve"> </w:t>
+      </w:r>
+      <w:proofErr w:type="spellStart"/>
+      <w:r>
+        <w:rPr>
+          <w:rFonts w:eastAsia="Times New Roman" w:cstheme="minorHAnsi"/>
+          <w:i/>
+          <w:iCs/>
+          <w:kern w:val="0"/>
+          <w:lang w:val="en-US"/>
+          <w14:ligatures w14:val="none"/>
+        </w:rPr>
+        <w:t>Xj</w:t>
+      </w:r>
+      <w:proofErr w:type="spellEnd"/>
+      <w:r>
+        <w:rPr>
+          <w:rFonts w:eastAsia="Times New Roman" w:cstheme="minorHAnsi"/>
+          <w:kern w:val="0"/>
+          <w:lang/>
+          <w14:ligatures w14:val="none"/>
+        </w:rPr>
+        <w:t xml:space="preserve"> given class </w:t>
+      </w:r>
+      <w:r>
+        <w:rPr>
+          <w:rFonts w:eastAsia="Times New Roman" w:cstheme="minorHAnsi"/>
+          <w:i/>
+          <w:iCs/>
+          <w:kern w:val="0"/>
+          <w:lang/>
+          <w14:ligatures w14:val="none"/>
+        </w:rPr>
+        <w:t>Ci</w:t>
+      </w:r>
+      <w:r>
+        <w:rPr>
+          <w:rFonts w:eastAsia="Times New Roman" w:cstheme="minorHAnsi"/>
+          <w:kern w:val="0"/>
+          <w:lang w:val="en-US"/>
+          <w14:ligatures w14:val="none"/>
+        </w:rPr>
+        <w:t xml:space="preserve"> </w:t>
+      </w:r>
+      <w:r>
+        <w:rPr>
+          <w:rFonts w:eastAsia="Times New Roman" w:cstheme="minorHAnsi"/>
+          <w:kern w:val="0"/>
+          <w:lang/>
+          <w14:ligatures w14:val="none"/>
+        </w:rPr>
+        <w:t>is calculated as:</w:t>
+      </w:r>
+    </w:p>
+    <w:p>
+      <w:pPr>
+        <w:spacing w:after="0" w:line="240" w:lineRule="auto"/>
+        <w:jc w:val="both"/>
+        <w:rPr>
+          <w:rFonts w:eastAsia="Times New Roman" w:cstheme="minorHAnsi"/>
+          <w:kern w:val="0"/>
+          <w:lang w:val="en-US"/>
+          <w14:ligatures w14:val="none"/>
+        </w:rPr>
+      </w:pPr>
+    </w:p>
+    <w:p>
+      <w:pPr>
+        <w:spacing w:line="240" w:lineRule="auto"/>
+        <w:jc w:val="both"/>
+        <w:rPr>
+          <w:rFonts w:eastAsia="Times New Roman" w:cstheme="minorHAnsi"/>
+          <w:i/>
+          <w:kern w:val="0"/>
+          <w:lang w:val="en-US"/>
+          <w14:ligatures w14:val="none"/>
+        </w:rPr>
+      </w:pPr>
+      <m:oMathPara>
+        <m:oMath>
+          <m:r>
+            <w:rPr>
+              <w:rFonts w:ascii="Cambria Math" w:eastAsia="Times New Roman" w:hAnsi="Cambria Math" w:cstheme="minorHAnsi"/>
+              <w:kern w:val="0"/>
+              <w:lang w:val="en-US"/>
+              <w14:ligatures w14:val="none"/>
+            </w:rPr>
+            <m:t>P</m:t>
+          </m:r>
+          <m:d>
+            <m:dPr>
+              <m:ctrlPr>
+                <w:rPr>
+                  <w:rFonts w:ascii="Cambria Math" w:eastAsia="Times New Roman" w:hAnsi="Cambria Math" w:cstheme="minorHAnsi"/>
+                  <w:i/>
+                  <w:kern w:val="0"/>
+                  <w:lang w:val="en-US"/>
+                  <w14:ligatures w14:val="none"/>
+                </w:rPr>
+              </m:ctrlPr>
+            </m:dPr>
+            <m:e>
+              <m:r>
+                <w:rPr>
+                  <w:rFonts w:ascii="Cambria Math" w:eastAsia="Times New Roman" w:hAnsi="Cambria Math" w:cstheme="minorHAnsi"/>
+                  <w:kern w:val="0"/>
+                  <w:lang w:val="en-US"/>
+                  <w14:ligatures w14:val="none"/>
+                </w:rPr>
+                <m:t>Xj</m:t>
+              </m:r>
+            </m:e>
+            <m:e>
+              <m:r>
+                <w:rPr>
+                  <w:rFonts w:ascii="Cambria Math" w:eastAsia="Times New Roman" w:hAnsi="Cambria Math" w:cstheme="minorHAnsi"/>
+                  <w:kern w:val="0"/>
+                  <w:lang w:val="en-US"/>
+                  <w14:ligatures w14:val="none"/>
+                </w:rPr>
+                <m:t>Ci</m:t>
+              </m:r>
+            </m:e>
+          </m:d>
+          <m:r>
+            <w:rPr>
+              <w:rFonts w:ascii="Cambria Math" w:eastAsia="Times New Roman" w:hAnsi="Cambria Math" w:cstheme="minorHAnsi"/>
+              <w:kern w:val="0"/>
+              <w:lang w:val="en-US"/>
+              <w14:ligatures w14:val="none"/>
+            </w:rPr>
+            <m:t>=</m:t>
+          </m:r>
+          <m:f>
+            <m:fPr>
+              <m:ctrlPr>
+                <w:rPr>
+                  <w:rFonts w:ascii="Cambria Math" w:eastAsia="Times New Roman" w:hAnsi="Cambria Math" w:cstheme="minorHAnsi"/>
+                  <w:i/>
+                  <w:kern w:val="0"/>
+                  <w:lang w:val="en-US"/>
+                  <w14:ligatures w14:val="none"/>
+                </w:rPr>
+              </m:ctrlPr>
+            </m:fPr>
+            <m:num>
+              <m:r>
+                <w:rPr>
+                  <w:rFonts w:ascii="Cambria Math" w:eastAsia="Times New Roman" w:hAnsi="Cambria Math" w:cstheme="minorHAnsi"/>
+                  <w:kern w:val="0"/>
+                  <w:lang w:val="en-US"/>
+                  <w14:ligatures w14:val="none"/>
+                </w:rPr>
+                <m:t>Count(Xj in Ci)</m:t>
+              </m:r>
+            </m:num>
+            <m:den>
+              <m:r>
+                <w:rPr>
+                  <w:rFonts w:ascii="Cambria Math" w:eastAsia="Times New Roman" w:hAnsi="Cambria Math" w:cstheme="minorHAnsi"/>
+                  <w:kern w:val="0"/>
+                  <w:lang w:val="en-US"/>
+                  <w14:ligatures w14:val="none"/>
+                </w:rPr>
+                <m:t>Count(Ci)</m:t>
+              </m:r>
+            </m:den>
+          </m:f>
+        </m:oMath>
+      </m:oMathPara>
+    </w:p>
+    <w:p>
+      <w:pPr>
+        <w:spacing w:after="0" w:line="240" w:lineRule="auto"/>
+        <w:jc w:val="both"/>
+        <w:rPr>
+          <w:rFonts w:eastAsia="Times New Roman" w:cstheme="minorHAnsi"/>
+          <w:kern w:val="0"/>
+          <w:lang w:val="en-US"/>
+          <w14:ligatures w14:val="none"/>
+        </w:rPr>
+      </w:pPr>
+      <w:r>
+        <w:rPr>
+          <w:rFonts w:eastAsia="Times New Roman" w:cstheme="minorHAnsi"/>
+          <w:kern w:val="0"/>
+          <w:lang/>
+          <w14:ligatures w14:val="none"/>
+        </w:rPr>
+        <w:t>W</w:t>
+      </w:r>
+      <w:r>
+        <w:rPr>
+          <w:rFonts w:eastAsia="Times New Roman" w:cstheme="minorHAnsi"/>
+          <w:kern w:val="0"/>
+          <w:lang/>
+          <w14:ligatures w14:val="none"/>
+        </w:rPr>
+        <w:t>here</w:t>
+      </w:r>
+      <w:r>
+        <w:rPr>
+          <w:rFonts w:eastAsia="Times New Roman" w:cstheme="minorHAnsi"/>
+          <w:kern w:val="0"/>
+          <w:lang w:val="en-US"/>
+          <w14:ligatures w14:val="none"/>
+        </w:rPr>
+        <w:t xml:space="preserve"> </w:t>
+      </w:r>
+      <w:r>
+        <w:rPr>
+          <w:rFonts w:eastAsia="Times New Roman" w:cstheme="minorHAnsi"/>
+          <w:i/>
+          <w:iCs/>
+          <w:kern w:val="0"/>
+          <w:lang w:val="en-US"/>
+          <w14:ligatures w14:val="none"/>
+        </w:rPr>
+        <w:t>Count (</w:t>
+      </w:r>
+      <w:proofErr w:type="spellStart"/>
+      <w:r>
+        <w:rPr>
+          <w:rFonts w:eastAsia="Times New Roman" w:cstheme="minorHAnsi"/>
+          <w:i/>
+          <w:iCs/>
+          <w:kern w:val="0"/>
+          <w:lang w:val="en-US"/>
+          <w14:ligatures w14:val="none"/>
+        </w:rPr>
+        <w:t>Xj</w:t>
+      </w:r>
+      <w:proofErr w:type="spellEnd"/>
+      <w:r>
+        <w:rPr>
+          <w:rFonts w:eastAsia="Times New Roman" w:cstheme="minorHAnsi"/>
+          <w:i/>
+          <w:iCs/>
+          <w:kern w:val="0"/>
+          <w:lang w:val="en-US"/>
+          <w14:ligatures w14:val="none"/>
+        </w:rPr>
+        <w:t xml:space="preserve"> in Ci</w:t>
+      </w:r>
+      <w:r>
+        <w:rPr>
+          <w:rFonts w:eastAsia="Times New Roman" w:cstheme="minorHAnsi"/>
+          <w:kern w:val="0"/>
+          <w:lang w:val="en-US"/>
+          <w14:ligatures w14:val="none"/>
+        </w:rPr>
+        <w:t xml:space="preserve">) is the number of times feature </w:t>
+      </w:r>
+      <w:proofErr w:type="spellStart"/>
+      <w:r>
+        <w:rPr>
+          <w:rFonts w:eastAsia="Times New Roman" w:cstheme="minorHAnsi"/>
+          <w:i/>
+          <w:iCs/>
+          <w:kern w:val="0"/>
+          <w:lang w:val="en-US"/>
+          <w14:ligatures w14:val="none"/>
+        </w:rPr>
+        <w:t>Xj</w:t>
+      </w:r>
+      <w:proofErr w:type="spellEnd"/>
+      <w:r>
+        <w:rPr>
+          <w:rFonts w:eastAsia="Times New Roman" w:cstheme="minorHAnsi"/>
+          <w:kern w:val="0"/>
+          <w:lang w:val="en-US"/>
+          <w14:ligatures w14:val="none"/>
+        </w:rPr>
+        <w:t xml:space="preserve"> takes on a specific value within instance in </w:t>
+      </w:r>
+      <w:r>
+        <w:rPr>
+          <w:rFonts w:eastAsia="Times New Roman" w:cstheme="minorHAnsi"/>
+          <w:i/>
+          <w:iCs/>
+          <w:kern w:val="0"/>
+          <w:lang w:val="en-US"/>
+          <w14:ligatures w14:val="none"/>
+        </w:rPr>
+        <w:t>Ci</w:t>
+      </w:r>
+      <w:r>
+        <w:rPr>
+          <w:rFonts w:eastAsia="Times New Roman" w:cstheme="minorHAnsi"/>
+          <w:kern w:val="0"/>
+          <w:lang w:val="en-US"/>
+          <w14:ligatures w14:val="none"/>
+        </w:rPr>
+        <w:t>.</w:t>
+      </w:r>
+    </w:p>
+    <w:p>
+      <w:pPr>
+        <w:spacing w:after="0" w:line="240" w:lineRule="auto"/>
+        <w:jc w:val="both"/>
+        <w:rPr>
+          <w:rFonts w:eastAsia="Times New Roman" w:cstheme="minorHAnsi"/>
+          <w:kern w:val="0"/>
+          <w:lang w:val="en-US"/>
+          <w14:ligatures w14:val="none"/>
+        </w:rPr>
+      </w:pPr>
+      <w:r>
+        <w:rPr>
+          <w:rFonts w:eastAsia="Times New Roman" w:cstheme="minorHAnsi"/>
+          <w:kern w:val="0"/>
+          <w:lang w:val="en-US"/>
+          <w14:ligatures w14:val="none"/>
+        </w:rPr>
+        <w:t xml:space="preserve">The cell array </w:t>
+      </w:r>
+      <w:r>
+        <w:rPr>
+          <w:rFonts w:eastAsia="Times New Roman" w:cstheme="minorHAnsi"/>
+          <w:b/>
+          <w:bCs/>
+          <w:kern w:val="0"/>
+          <w:lang/>
+          <w14:ligatures w14:val="none"/>
+        </w:rPr>
+        <w:t>likelihoods {</w:t>
+      </w:r>
+      <w:r>
+        <w:rPr>
+          <w:rFonts w:eastAsia="Times New Roman" w:cstheme="minorHAnsi"/>
+          <w:b/>
+          <w:bCs/>
+          <w:kern w:val="0"/>
+          <w:lang/>
+          <w14:ligatures w14:val="none"/>
+        </w:rPr>
+        <w:t>i, j}</w:t>
+      </w:r>
+      <w:r>
+        <w:rPr>
+          <w:rFonts w:eastAsia="Times New Roman" w:cstheme="minorHAnsi"/>
+          <w:b/>
+          <w:bCs/>
+          <w:i/>
+          <w:iCs/>
+          <w:kern w:val="0"/>
+          <w:lang/>
+          <w14:ligatures w14:val="none"/>
+        </w:rPr>
+        <w:t xml:space="preserve"> </w:t>
+      </w:r>
+      <w:r>
+        <w:rPr>
+          <w:rFonts w:eastAsia="Times New Roman" w:cstheme="minorHAnsi"/>
+          <w:kern w:val="0"/>
+          <w:lang/>
+          <w14:ligatures w14:val="none"/>
+        </w:rPr>
+        <w:t xml:space="preserve">contains the calculated likelihood for each unique value of feature </w:t>
+      </w:r>
+      <w:r>
+        <w:rPr>
+          <w:rFonts w:eastAsia="Times New Roman" w:cstheme="minorHAnsi"/>
+          <w:i/>
+          <w:iCs/>
+          <w:kern w:val="0"/>
+          <w:lang/>
+          <w14:ligatures w14:val="none"/>
+        </w:rPr>
+        <w:t>Xj</w:t>
+      </w:r>
+      <w:r>
+        <w:rPr>
+          <w:rFonts w:eastAsia="Times New Roman" w:cstheme="minorHAnsi"/>
+          <w:kern w:val="0"/>
+          <w:lang w:val="en-US"/>
+          <w14:ligatures w14:val="none"/>
+        </w:rPr>
+        <w:t xml:space="preserve"> </w:t>
+      </w:r>
+      <w:r>
+        <w:rPr>
+          <w:rFonts w:eastAsia="Times New Roman" w:cstheme="minorHAnsi"/>
+          <w:kern w:val="0"/>
+          <w:lang/>
+          <w14:ligatures w14:val="none"/>
+        </w:rPr>
+        <w:t>for class</w:t>
+      </w:r>
+      <w:r>
+        <w:rPr>
+          <w:rFonts w:eastAsia="Times New Roman" w:cstheme="minorHAnsi"/>
+          <w:i/>
+          <w:iCs/>
+          <w:kern w:val="0"/>
+          <w:lang/>
+          <w14:ligatures w14:val="none"/>
+        </w:rPr>
+        <w:t xml:space="preserve"> C</w:t>
+      </w:r>
+      <w:proofErr w:type="spellStart"/>
+      <w:r>
+        <w:rPr>
+          <w:rFonts w:eastAsia="Times New Roman" w:cstheme="minorHAnsi"/>
+          <w:i/>
+          <w:iCs/>
+          <w:kern w:val="0"/>
+          <w:lang w:val="en-US"/>
+          <w14:ligatures w14:val="none"/>
+        </w:rPr>
+        <w:t>i</w:t>
+      </w:r>
+      <w:proofErr w:type="spellEnd"/>
+      <w:r>
+        <w:rPr>
+          <w:rFonts w:eastAsia="Times New Roman" w:cstheme="minorHAnsi"/>
+          <w:kern w:val="0"/>
+          <w:lang/>
+          <w14:ligatures w14:val="none"/>
+        </w:rPr>
+        <w:t>​.</w:t>
+      </w:r>
+    </w:p>
+    <w:p>
+      <w:pPr>
+        <w:spacing w:after="0" w:line="240" w:lineRule="auto"/>
+        <w:jc w:val="both"/>
+        <w:rPr>
+          <w:rFonts w:eastAsia="Times New Roman" w:cstheme="minorHAnsi"/>
+          <w:kern w:val="0"/>
+          <w:lang w:val="en-US"/>
+          <w14:ligatures w14:val="none"/>
+        </w:rPr>
+      </w:pPr>
+    </w:p>
+    <w:p>
+      <w:pPr>
+        <w:spacing w:after="0" w:line="240" w:lineRule="auto"/>
+        <w:rPr>
+          <w:rFonts w:eastAsia="Times New Roman" w:cstheme="minorHAnsi"/>
+          <w:b/>
+          <w:bCs/>
+          <w:kern w:val="0"/>
+          <w:lang w:val="en-US"/>
+          <w14:ligatures w14:val="none"/>
+        </w:rPr>
+      </w:pPr>
+    </w:p>
+    <w:p>
+      <w:pPr>
+        <w:spacing w:after="0" w:line="240" w:lineRule="auto"/>
+        <w:rPr>
+          <w:rFonts w:eastAsia="Times New Roman" w:cstheme="minorHAnsi"/>
+          <w:kern w:val="0"/>
+          <w:lang w:val="en-US"/>
+          <w14:ligatures w14:val="none"/>
+        </w:rPr>
+      </w:pPr>
+      <w:r>
+        <w:rPr>
+          <w:rFonts w:eastAsia="Times New Roman" w:cstheme="minorHAnsi"/>
+          <w:b/>
+          <w:bCs/>
+          <w:kern w:val="0"/>
+          <w:lang/>
+          <w14:ligatures w14:val="none"/>
+        </w:rPr>
+        <w:lastRenderedPageBreak/>
+        <w:t>Posterior Probability</w:t>
+      </w:r>
+    </w:p>
+    <w:p>
+      <w:pPr>
+        <w:spacing w:line="240" w:lineRule="auto"/>
+        <w:rPr>
+          <w:rFonts w:eastAsia="Times New Roman" w:cstheme="minorHAnsi"/>
+          <w:kern w:val="0"/>
+          <w:lang w:val="en-US"/>
+          <w14:ligatures w14:val="none"/>
+        </w:rPr>
+      </w:pPr>
+      <w:r>
+        <w:rPr>
+          <w:rFonts w:eastAsia="Times New Roman" w:cstheme="minorHAnsi"/>
+          <w:kern w:val="0"/>
+          <w:lang/>
+          <w14:ligatures w14:val="none"/>
+        </w:rPr>
+        <w:t xml:space="preserve">The posterior probability for class </w:t>
+      </w:r>
+      <w:r>
+        <w:rPr>
+          <w:rFonts w:eastAsia="Times New Roman" w:cstheme="minorHAnsi"/>
+          <w:i/>
+          <w:iCs/>
+          <w:kern w:val="0"/>
+          <w:lang w:val="en-US"/>
+          <w14:ligatures w14:val="none"/>
+        </w:rPr>
+        <w:t>Ci</w:t>
+      </w:r>
+      <w:r>
+        <w:rPr>
+          <w:rFonts w:eastAsia="Times New Roman" w:cstheme="minorHAnsi"/>
+          <w:kern w:val="0"/>
+          <w:lang w:val="en-US"/>
+          <w14:ligatures w14:val="none"/>
+        </w:rPr>
+        <w:t xml:space="preserve"> </w:t>
+      </w:r>
+      <w:r>
+        <w:rPr>
+          <w:rFonts w:eastAsia="Times New Roman" w:cstheme="minorHAnsi"/>
+          <w:kern w:val="0"/>
+          <w:lang/>
+          <w14:ligatures w14:val="none"/>
+        </w:rPr>
+        <w:t>given feature vector</w:t>
+      </w:r>
+      <w:r>
+        <w:rPr>
+          <w:rFonts w:eastAsia="Times New Roman" w:cstheme="minorHAnsi"/>
+          <w:kern w:val="0"/>
+          <w:lang w:val="en-US"/>
+          <w14:ligatures w14:val="none"/>
+        </w:rPr>
+        <w:t xml:space="preserve"> </w:t>
+      </w:r>
+      <w:r>
+        <w:rPr>
+          <w:rFonts w:eastAsia="Times New Roman" w:cstheme="minorHAnsi"/>
+          <w:i/>
+          <w:iCs/>
+          <w:kern w:val="0"/>
+          <w:lang w:val="en-US"/>
+          <w14:ligatures w14:val="none"/>
+        </w:rPr>
+        <w:t>X</w:t>
+      </w:r>
+      <w:r>
+        <w:rPr>
+          <w:rFonts w:eastAsia="Times New Roman" w:cstheme="minorHAnsi"/>
+          <w:kern w:val="0"/>
+          <w:lang w:val="en-US"/>
+          <w14:ligatures w14:val="none"/>
+        </w:rPr>
+        <w:t xml:space="preserve"> </w:t>
+      </w:r>
+      <w:r>
+        <w:rPr>
+          <w:rFonts w:eastAsia="Times New Roman" w:cstheme="minorHAnsi"/>
+          <w:kern w:val="0"/>
+          <w:lang/>
+          <w14:ligatures w14:val="none"/>
+        </w:rPr>
+        <w:t>is given by:</w:t>
+      </w:r>
+    </w:p>
+    <w:p>
+      <w:pPr>
+        <w:spacing w:before="240" w:line="240" w:lineRule="auto"/>
+        <w:rPr>
+          <w:rFonts w:eastAsia="Times New Roman" w:cstheme="minorHAnsi"/>
+          <w:kern w:val="0"/>
+          <w:lang w:val="en-US"/>
+          <w14:ligatures w14:val="none"/>
+        </w:rPr>
+      </w:pPr>
+      <m:oMathPara>
+        <m:oMath>
+          <m:r>
+            <w:rPr>
+              <w:rFonts w:ascii="Cambria Math" w:eastAsia="Times New Roman" w:hAnsi="Cambria Math" w:cstheme="minorHAnsi"/>
+              <w:kern w:val="0"/>
+              <w:lang w:val="en-US"/>
+              <w14:ligatures w14:val="none"/>
+            </w:rPr>
+            <m:t>P</m:t>
+          </m:r>
+          <m:d>
+            <m:dPr>
+              <m:ctrlPr>
+                <w:rPr>
+                  <w:rFonts w:ascii="Cambria Math" w:eastAsia="Times New Roman" w:hAnsi="Cambria Math" w:cstheme="minorHAnsi"/>
+                  <w:i/>
+                  <w:kern w:val="0"/>
+                  <w:lang w:val="en-US"/>
+                  <w14:ligatures w14:val="none"/>
+                </w:rPr>
+              </m:ctrlPr>
+            </m:dPr>
+            <m:e>
+              <m:r>
+                <w:rPr>
+                  <w:rFonts w:ascii="Cambria Math" w:eastAsia="Times New Roman" w:hAnsi="Cambria Math" w:cstheme="minorHAnsi"/>
+                  <w:kern w:val="0"/>
+                  <w:lang w:val="en-US"/>
+                  <w14:ligatures w14:val="none"/>
+                </w:rPr>
+                <m:t>Ci</m:t>
+              </m:r>
+            </m:e>
+            <m:e>
+              <m:r>
+                <w:rPr>
+                  <w:rFonts w:ascii="Cambria Math" w:eastAsia="Times New Roman" w:hAnsi="Cambria Math" w:cstheme="minorHAnsi"/>
+                  <w:kern w:val="0"/>
+                  <w:lang w:val="en-US"/>
+                  <w14:ligatures w14:val="none"/>
+                </w:rPr>
+                <m:t>X</m:t>
+              </m:r>
+            </m:e>
+          </m:d>
+          <m:r>
+            <w:rPr>
+              <w:rFonts w:ascii="Cambria Math" w:eastAsia="Times New Roman" w:hAnsi="Cambria Math" w:cstheme="minorHAnsi"/>
+              <w:kern w:val="0"/>
+              <w:lang w:val="en-US"/>
+              <w14:ligatures w14:val="none"/>
+            </w:rPr>
+            <m:t xml:space="preserve">= </m:t>
+          </m:r>
+          <m:f>
+            <m:fPr>
+              <m:ctrlPr>
+                <w:rPr>
+                  <w:rFonts w:ascii="Cambria Math" w:eastAsia="Times New Roman" w:hAnsi="Cambria Math" w:cstheme="minorHAnsi"/>
+                  <w:i/>
+                  <w:kern w:val="0"/>
+                  <w:lang w:val="en-US"/>
+                  <w14:ligatures w14:val="none"/>
+                </w:rPr>
+              </m:ctrlPr>
+            </m:fPr>
+            <m:num>
+              <m:r>
+                <w:rPr>
+                  <w:rFonts w:ascii="Cambria Math" w:eastAsia="Times New Roman" w:hAnsi="Cambria Math" w:cstheme="minorHAnsi"/>
+                  <w:kern w:val="0"/>
+                  <w:lang w:val="en-US"/>
+                  <w14:ligatures w14:val="none"/>
+                </w:rPr>
+                <m:t>P</m:t>
+              </m:r>
+              <m:d>
+                <m:dPr>
+                  <m:ctrlPr>
+                    <w:rPr>
+                      <w:rFonts w:ascii="Cambria Math" w:eastAsia="Times New Roman" w:hAnsi="Cambria Math" w:cstheme="minorHAnsi"/>
+                      <w:i/>
+                      <w:kern w:val="0"/>
+                      <w:lang w:val="en-US"/>
+                      <w14:ligatures w14:val="none"/>
+                    </w:rPr>
+                  </m:ctrlPr>
+                </m:dPr>
+                <m:e>
+                  <m:r>
+                    <w:rPr>
+                      <w:rFonts w:ascii="Cambria Math" w:eastAsia="Times New Roman" w:hAnsi="Cambria Math" w:cstheme="minorHAnsi"/>
+                      <w:kern w:val="0"/>
+                      <w:lang w:val="en-US"/>
+                      <w14:ligatures w14:val="none"/>
+                    </w:rPr>
+                    <m:t>X</m:t>
+                  </m:r>
+                </m:e>
+                <m:e>
+                  <m:r>
+                    <w:rPr>
+                      <w:rFonts w:ascii="Cambria Math" w:eastAsia="Times New Roman" w:hAnsi="Cambria Math" w:cstheme="minorHAnsi"/>
+                      <w:kern w:val="0"/>
+                      <w:lang w:val="en-US"/>
+                      <w14:ligatures w14:val="none"/>
+                    </w:rPr>
+                    <m:t>Ci</m:t>
+                  </m:r>
+                </m:e>
+              </m:d>
+              <m:r>
+                <w:rPr>
+                  <w:rFonts w:ascii="Cambria Math" w:eastAsia="Times New Roman" w:hAnsi="Cambria Math" w:cstheme="minorHAnsi"/>
+                  <w:kern w:val="0"/>
+                  <w:lang w:val="en-US"/>
+                  <w14:ligatures w14:val="none"/>
+                </w:rPr>
+                <m:t xml:space="preserve"> ∙P(Ci)</m:t>
+              </m:r>
+            </m:num>
+            <m:den>
+              <m:r>
+                <w:rPr>
+                  <w:rFonts w:ascii="Cambria Math" w:eastAsia="Times New Roman" w:hAnsi="Cambria Math" w:cstheme="minorHAnsi"/>
+                  <w:kern w:val="0"/>
+                  <w:lang w:val="en-US"/>
+                  <w14:ligatures w14:val="none"/>
+                </w:rPr>
+                <m:t>P(X)</m:t>
+              </m:r>
+            </m:den>
+          </m:f>
+        </m:oMath>
+      </m:oMathPara>
+    </w:p>
+    <w:p>
+      <w:pPr>
+        <w:spacing w:before="240" w:line="240" w:lineRule="auto"/>
+        <w:rPr>
+          <w:rFonts w:eastAsia="Times New Roman" w:cstheme="minorHAnsi"/>
+          <w:kern w:val="0"/>
+          <w:lang w:val="en-US"/>
+          <w14:ligatures w14:val="none"/>
+        </w:rPr>
+      </w:pPr>
+      <w:r>
+        <w:rPr>
+          <w:rFonts w:eastAsia="Times New Roman" w:cstheme="minorHAnsi"/>
+          <w:kern w:val="0"/>
+          <w:lang w:val="en-US"/>
+          <w14:ligatures w14:val="none"/>
+        </w:rPr>
+        <w:t xml:space="preserve">For classification, we do not need to compute </w:t>
+      </w:r>
+      <w:r>
+        <w:rPr>
+          <w:rFonts w:eastAsia="Times New Roman" w:cstheme="minorHAnsi"/>
+          <w:i/>
+          <w:iCs/>
+          <w:kern w:val="0"/>
+          <w:lang w:val="en-US"/>
+          <w14:ligatures w14:val="none"/>
+        </w:rPr>
+        <w:t>P(X)</w:t>
+      </w:r>
+      <w:r>
+        <w:rPr>
+          <w:rFonts w:eastAsia="Times New Roman" w:cstheme="minorHAnsi"/>
+          <w:kern w:val="0"/>
+          <w:lang w:val="en-US"/>
+          <w14:ligatures w14:val="none"/>
+        </w:rPr>
+        <w:t xml:space="preserve"> since it is constant for all the classes:</w:t>
+      </w:r>
+    </w:p>
+    <w:p>
+      <w:pPr>
+        <w:spacing w:before="240" w:line="240" w:lineRule="auto"/>
+        <w:rPr>
+          <w:rFonts w:eastAsia="Times New Roman" w:cstheme="minorHAnsi"/>
+          <w:kern w:val="0"/>
+          <w:lang w:val="en-US"/>
+          <w14:ligatures w14:val="none"/>
+        </w:rPr>
+      </w:pPr>
+      <m:oMathPara>
+        <m:oMath>
+          <m:r>
+            <w:rPr>
+              <w:rFonts w:ascii="Cambria Math" w:eastAsia="Times New Roman" w:hAnsi="Cambria Math" w:cstheme="minorHAnsi"/>
+              <w:kern w:val="0"/>
+              <w:lang w:val="en-US"/>
+              <w14:ligatures w14:val="none"/>
+            </w:rPr>
+            <m:t>P</m:t>
+          </m:r>
+          <m:d>
+            <m:dPr>
+              <m:ctrlPr>
+                <w:rPr>
+                  <w:rFonts w:ascii="Cambria Math" w:eastAsia="Times New Roman" w:hAnsi="Cambria Math" w:cstheme="minorHAnsi"/>
+                  <w:i/>
+                  <w:kern w:val="0"/>
+                  <w:lang w:val="en-US"/>
+                  <w14:ligatures w14:val="none"/>
+                </w:rPr>
+              </m:ctrlPr>
+            </m:dPr>
+            <m:e>
+              <m:r>
+                <w:rPr>
+                  <w:rFonts w:ascii="Cambria Math" w:eastAsia="Times New Roman" w:hAnsi="Cambria Math" w:cstheme="minorHAnsi"/>
+                  <w:kern w:val="0"/>
+                  <w:lang w:val="en-US"/>
+                  <w14:ligatures w14:val="none"/>
+                </w:rPr>
+                <m:t>Ci</m:t>
+              </m:r>
+            </m:e>
+            <m:e>
+              <m:r>
+                <w:rPr>
+                  <w:rFonts w:ascii="Cambria Math" w:eastAsia="Times New Roman" w:hAnsi="Cambria Math" w:cstheme="minorHAnsi"/>
+                  <w:kern w:val="0"/>
+                  <w:lang w:val="en-US"/>
+                  <w14:ligatures w14:val="none"/>
+                </w:rPr>
+                <m:t>X</m:t>
+              </m:r>
+            </m:e>
+          </m:d>
+          <m:r>
+            <w:rPr>
+              <w:rFonts w:ascii="Cambria Math" w:eastAsia="Times New Roman" w:hAnsi="Cambria Math" w:cstheme="minorHAnsi"/>
+              <w:kern w:val="0"/>
+              <w:lang w:val="en-US"/>
+              <w14:ligatures w14:val="none"/>
+            </w:rPr>
+            <m:t>∝P</m:t>
+          </m:r>
+          <m:d>
+            <m:dPr>
+              <m:ctrlPr>
+                <w:rPr>
+                  <w:rFonts w:ascii="Cambria Math" w:eastAsia="Times New Roman" w:hAnsi="Cambria Math" w:cstheme="minorHAnsi"/>
+                  <w:i/>
+                  <w:kern w:val="0"/>
+                  <w:lang w:val="en-US"/>
+                  <w14:ligatures w14:val="none"/>
+                </w:rPr>
+              </m:ctrlPr>
+            </m:dPr>
+            <m:e>
+              <m:r>
+                <w:rPr>
+                  <w:rFonts w:ascii="Cambria Math" w:eastAsia="Times New Roman" w:hAnsi="Cambria Math" w:cstheme="minorHAnsi"/>
+                  <w:kern w:val="0"/>
+                  <w:lang w:val="en-US"/>
+                  <w14:ligatures w14:val="none"/>
+                </w:rPr>
+                <m:t>X</m:t>
+              </m:r>
+            </m:e>
+            <m:e>
+              <m:r>
+                <w:rPr>
+                  <w:rFonts w:ascii="Cambria Math" w:eastAsia="Times New Roman" w:hAnsi="Cambria Math" w:cstheme="minorHAnsi"/>
+                  <w:kern w:val="0"/>
+                  <w:lang w:val="en-US"/>
+                  <w14:ligatures w14:val="none"/>
+                </w:rPr>
+                <m:t>Ci</m:t>
+              </m:r>
+            </m:e>
+          </m:d>
+          <m:r>
+            <w:rPr>
+              <w:rFonts w:ascii="Cambria Math" w:eastAsia="Times New Roman" w:hAnsi="Cambria Math" w:cstheme="minorHAnsi"/>
+              <w:kern w:val="0"/>
+              <w:lang w:val="en-US"/>
+              <w14:ligatures w14:val="none"/>
+            </w:rPr>
+            <m:t xml:space="preserve"> ∙P(Ci)</m:t>
+          </m:r>
+        </m:oMath>
+      </m:oMathPara>
+    </w:p>
+    <w:p>
+      <w:pPr>
+        <w:spacing w:before="240" w:line="240" w:lineRule="auto"/>
+        <w:rPr>
+          <w:rFonts w:eastAsia="Times New Roman" w:cstheme="minorHAnsi"/>
+          <w:kern w:val="0"/>
+          <w:lang w:val="en-US"/>
+          <w14:ligatures w14:val="none"/>
+        </w:rPr>
+      </w:pPr>
+      <w:r>
+        <w:rPr>
+          <w:rFonts w:eastAsia="Times New Roman" w:cstheme="minorHAnsi"/>
+          <w:kern w:val="0"/>
+          <w:lang w:val="en-US"/>
+          <w14:ligatures w14:val="none"/>
+        </w:rPr>
+        <w:t>So, the likelihood is calculated as:</w:t>
+      </w:r>
+    </w:p>
+    <w:p>
+      <w:pPr>
+        <w:spacing w:before="240" w:line="240" w:lineRule="auto"/>
+        <w:rPr>
+          <w:rFonts w:eastAsia="Times New Roman" w:cstheme="minorHAnsi"/>
+          <w:kern w:val="0"/>
+          <w:lang w:val="en-US"/>
+          <w14:ligatures w14:val="none"/>
+        </w:rPr>
+      </w:pPr>
+      <m:oMathPara>
+        <m:oMath>
+          <m:r>
+            <w:rPr>
+              <w:rFonts w:ascii="Cambria Math" w:eastAsia="Times New Roman" w:hAnsi="Cambria Math" w:cstheme="minorHAnsi"/>
+              <w:kern w:val="0"/>
+              <w:lang w:val="en-US"/>
+              <w14:ligatures w14:val="none"/>
+            </w:rPr>
+            <m:t>P</m:t>
+          </m:r>
+          <m:d>
+            <m:dPr>
+              <m:ctrlPr>
+                <w:rPr>
+                  <w:rFonts w:ascii="Cambria Math" w:eastAsia="Times New Roman" w:hAnsi="Cambria Math" w:cstheme="minorHAnsi"/>
+                  <w:i/>
+                  <w:kern w:val="0"/>
+                  <w:lang w:val="en-US"/>
+                  <w14:ligatures w14:val="none"/>
+                </w:rPr>
+              </m:ctrlPr>
+            </m:dPr>
+            <m:e>
+              <m:r>
+                <w:rPr>
+                  <w:rFonts w:ascii="Cambria Math" w:eastAsia="Times New Roman" w:hAnsi="Cambria Math" w:cstheme="minorHAnsi"/>
+                  <w:kern w:val="0"/>
+                  <w:lang w:val="en-US"/>
+                  <w14:ligatures w14:val="none"/>
+                </w:rPr>
+                <m:t>X</m:t>
+              </m:r>
+            </m:e>
+            <m:e>
+              <m:r>
+                <w:rPr>
+                  <w:rFonts w:ascii="Cambria Math" w:eastAsia="Times New Roman" w:hAnsi="Cambria Math" w:cstheme="minorHAnsi"/>
+                  <w:kern w:val="0"/>
+                  <w:lang w:val="en-US"/>
+                  <w14:ligatures w14:val="none"/>
+                </w:rPr>
+                <m:t>Ci</m:t>
+              </m:r>
+            </m:e>
+          </m:d>
+          <m:r>
+            <w:rPr>
+              <w:rFonts w:ascii="Cambria Math" w:eastAsia="Times New Roman" w:hAnsi="Cambria Math" w:cstheme="minorHAnsi"/>
+              <w:kern w:val="0"/>
+              <w:lang w:val="en-US"/>
+              <w14:ligatures w14:val="none"/>
+            </w:rPr>
+            <m:t xml:space="preserve">= </m:t>
+          </m:r>
+          <m:nary>
+            <m:naryPr>
+              <m:chr m:val="∏"/>
+              <m:limLoc m:val="undOvr"/>
+              <m:ctrlPr>
+                <w:rPr>
+                  <w:rFonts w:ascii="Cambria Math" w:eastAsia="Times New Roman" w:hAnsi="Cambria Math" w:cstheme="minorHAnsi"/>
+                  <w:i/>
+                  <w:kern w:val="0"/>
+                  <w:lang w:val="en-US"/>
+                  <w14:ligatures w14:val="none"/>
+                </w:rPr>
+              </m:ctrlPr>
+            </m:naryPr>
+            <m:sub>
+              <m:r>
+                <w:rPr>
+                  <w:rFonts w:ascii="Cambria Math" w:eastAsia="Times New Roman" w:hAnsi="Cambria Math" w:cstheme="minorHAnsi"/>
+                  <w:kern w:val="0"/>
+                  <w:lang w:val="en-US"/>
+                  <w14:ligatures w14:val="none"/>
+                </w:rPr>
+                <m:t>j=1</m:t>
+              </m:r>
+            </m:sub>
+            <m:sup>
+              <m:r>
+                <w:rPr>
+                  <w:rFonts w:ascii="Cambria Math" w:eastAsia="Times New Roman" w:hAnsi="Cambria Math" w:cstheme="minorHAnsi"/>
+                  <w:kern w:val="0"/>
+                  <w:lang w:val="en-US"/>
+                  <w14:ligatures w14:val="none"/>
+                </w:rPr>
+                <m:t>m</m:t>
+              </m:r>
+            </m:sup>
+            <m:e>
+              <m:r>
+                <w:rPr>
+                  <w:rFonts w:ascii="Cambria Math" w:eastAsia="Times New Roman" w:hAnsi="Cambria Math" w:cstheme="minorHAnsi"/>
+                  <w:kern w:val="0"/>
+                  <w:lang w:val="en-US"/>
+                  <w14:ligatures w14:val="none"/>
+                </w:rPr>
+                <m:t>P(Xj|Ci)</m:t>
+              </m:r>
+            </m:e>
+          </m:nary>
+        </m:oMath>
+      </m:oMathPara>
+    </w:p>
+    <w:p>
+      <w:pPr>
+        <w:spacing w:after="0" w:line="240" w:lineRule="auto"/>
+        <w:rPr>
+          <w:rFonts w:eastAsia="Times New Roman" w:cstheme="minorHAnsi"/>
+          <w:kern w:val="0"/>
+          <w:lang w:val="en-US"/>
+          <w14:ligatures w14:val="none"/>
+        </w:rPr>
+      </w:pPr>
+      <w:r>
+        <w:rPr>
+          <w:rFonts w:eastAsia="Times New Roman" w:cstheme="minorHAnsi"/>
+          <w:kern w:val="0"/>
+          <w:lang w:val="en-US"/>
+          <w14:ligatures w14:val="none"/>
+        </w:rPr>
+        <w:t>Where m is the number of features.</w:t>
+      </w:r>
+    </w:p>
+    <w:p>
+      <w:pPr>
+        <w:spacing w:after="0" w:line="240" w:lineRule="auto"/>
+        <w:rPr>
+          <w:rFonts w:eastAsia="Times New Roman" w:cstheme="minorHAnsi"/>
+          <w:kern w:val="0"/>
+          <w:lang w:val="en-US"/>
+          <w14:ligatures w14:val="none"/>
+        </w:rPr>
+      </w:pPr>
+      <w:r>
+        <w:rPr>
+          <w:rFonts w:eastAsia="Times New Roman" w:cstheme="minorHAnsi"/>
+          <w:kern w:val="0"/>
+          <w:lang w:val="en-US"/>
+          <w14:ligatures w14:val="none"/>
+        </w:rPr>
+        <w:t xml:space="preserve">The </w:t>
+      </w:r>
+      <w:r>
+        <w:rPr>
+          <w:rFonts w:eastAsia="Times New Roman" w:cstheme="minorHAnsi"/>
+          <w:kern w:val="0"/>
+          <w:lang/>
+          <w14:ligatures w14:val="none"/>
+        </w:rPr>
+        <w:t>posterior(j)</w:t>
+      </w:r>
+      <w:r>
+        <w:rPr>
+          <w:rFonts w:eastAsia="Times New Roman" w:cstheme="minorHAnsi"/>
+          <w:kern w:val="0"/>
+          <w:lang w:val="en-US"/>
+          <w14:ligatures w14:val="none"/>
+        </w:rPr>
+        <w:t xml:space="preserve"> saves </w:t>
+      </w:r>
+      <w:r>
+        <w:rPr>
+          <w:rFonts w:eastAsia="Times New Roman" w:cstheme="minorHAnsi"/>
+          <w:kern w:val="0"/>
+          <w:lang/>
+          <w14:ligatures w14:val="none"/>
+        </w:rPr>
+        <w:t>the product of the prior and likelihood for each class</w:t>
+      </w:r>
+      <w:r>
+        <w:rPr>
+          <w:rFonts w:eastAsia="Times New Roman" w:cstheme="minorHAnsi"/>
+          <w:kern w:val="0"/>
+          <w:lang w:val="en-US"/>
+          <w14:ligatures w14:val="none"/>
+        </w:rPr>
+        <w:t xml:space="preserve"> in the script</w:t>
+      </w:r>
+      <w:r>
+        <w:rPr>
+          <w:rFonts w:eastAsia="Times New Roman" w:cstheme="minorHAnsi"/>
+          <w:kern w:val="0"/>
+          <w:lang/>
+          <w14:ligatures w14:val="none"/>
+        </w:rPr>
+        <w:t>.</w:t>
+      </w:r>
+    </w:p>
+    <w:p>
+      <w:pPr>
+        <w:spacing w:line="240" w:lineRule="auto"/>
+        <w:rPr>
+          <w:rFonts w:eastAsia="Times New Roman" w:cstheme="minorHAnsi"/>
+          <w:kern w:val="0"/>
+          <w:lang w:val="en-US"/>
+          <w14:ligatures w14:val="none"/>
+        </w:rPr>
+      </w:pPr>
+      <w:r>
+        <w:rPr>
+          <w:rFonts w:eastAsia="Times New Roman" w:cstheme="minorHAnsi"/>
+          <w:kern w:val="0"/>
+          <w:lang w:val="en-US"/>
+          <w14:ligatures w14:val="none"/>
+        </w:rPr>
+        <w:t xml:space="preserve">The posterior probabilities of all the classes are then compared. The highest posterior probability is taken as the prediction. </w:t>
+      </w:r>
+    </w:p>
+    <w:p>
+      <w:pPr>
+        <w:spacing w:after="0" w:line="240" w:lineRule="auto"/>
+        <w:rPr>
+          <w:rFonts w:eastAsia="Times New Roman" w:cstheme="minorHAnsi"/>
+          <w:b/>
+          <w:bCs/>
+          <w:kern w:val="0"/>
+          <w:lang/>
+          <w14:ligatures w14:val="none"/>
+        </w:rPr>
+      </w:pPr>
+      <w:r>
+        <w:rPr>
+          <w:rFonts w:eastAsia="Times New Roman" w:cstheme="minorHAnsi"/>
+          <w:b/>
+          <w:bCs/>
+          <w:kern w:val="0"/>
+          <w:lang/>
+          <w14:ligatures w14:val="none"/>
+        </w:rPr>
+        <w:t>Output</w:t>
+      </w:r>
+    </w:p>
+    <w:p>
+      <w:pPr>
+        <w:spacing w:line="240" w:lineRule="auto"/>
+        <w:rPr>
+          <w:rFonts w:eastAsia="Times New Roman" w:cstheme="minorHAnsi"/>
+          <w:kern w:val="0"/>
+          <w:lang w:val="en-US"/>
+          <w14:ligatures w14:val="none"/>
+        </w:rPr>
+      </w:pPr>
+      <w:r>
+        <w:rPr>
+          <w:rFonts w:eastAsia="Times New Roman" w:cstheme="minorHAnsi"/>
+          <w:kern w:val="0"/>
+          <w:lang/>
+          <w14:ligatures w14:val="none"/>
+        </w:rPr>
+        <w:t>The classifier outputs predictions based on the highest posterior probability:</w:t>
+      </w:r>
+    </w:p>
+    <w:p>
+      <w:pPr>
+        <w:spacing w:line="240" w:lineRule="auto"/>
+        <w:rPr>
+          <w:rFonts w:eastAsia="Times New Roman" w:cstheme="minorHAnsi"/>
+          <w:kern w:val="0"/>
+          <w:lang w:val="en-US"/>
+          <w14:ligatures w14:val="none"/>
+        </w:rPr>
+      </w:pPr>
+      <m:oMathPara>
+        <m:oMath>
+          <m:r>
+            <w:rPr>
+              <w:rFonts w:ascii="Cambria Math" w:eastAsia="Times New Roman" w:hAnsi="Cambria Math" w:cstheme="minorHAnsi"/>
+              <w:kern w:val="0"/>
+              <w:lang w:val="en-US"/>
+              <w14:ligatures w14:val="none"/>
+            </w:rPr>
+            <m:t>Prediciton=argmaxP(Ci|X)</m:t>
+          </m:r>
+        </m:oMath>
+      </m:oMathPara>
     </w:p>
     <w:p>
       <w:pPr>
         <w:pStyle w:val="Heading2"/>
-        <w:rPr>
-          <w:lang w:val="en-US"/>
-        </w:rPr>
-      </w:pPr>
-      <w:r>
-        <w:t>Task 3: Improve the classifier with Laplace (additive) smoothing</w:t>
-      </w:r>
+        <w:spacing w:line="240" w:lineRule="auto"/>
+        <w:rPr>
+          <w:rFonts w:eastAsia="Times New Roman"/>
+          <w:lang w:val="en-US"/>
+        </w:rPr>
+      </w:pPr>
+      <w:r>
+        <w:rPr>
+          <w:rFonts w:eastAsia="Times New Roman"/>
+          <w:lang/>
+        </w:rPr>
+        <w:t>Task 3: Improve the Classifier with Laplace (Additive) Smoothin</w:t>
+      </w:r>
+      <w:r>
+        <w:rPr>
+          <w:rFonts w:eastAsia="Times New Roman"/>
+          <w:lang w:val="en-US"/>
+        </w:rPr>
+        <w:t>g</w:t>
+      </w:r>
+    </w:p>
+    <w:p>
+      <w:pPr>
+        <w:numPr>
+          <w:ilvl w:val="0"/>
+          <w:numId w:val="2"/>
+        </w:numPr>
+        <w:tabs>
+          <w:tab w:val="num" w:pos="720"/>
+        </w:tabs>
+        <w:spacing w:after="0" w:line="240" w:lineRule="auto"/>
+        <w:rPr>
+          <w:rFonts w:eastAsia="Times New Roman" w:cstheme="minorHAnsi"/>
+          <w:kern w:val="0"/>
+          <w:lang/>
+          <w14:ligatures w14:val="none"/>
+        </w:rPr>
+      </w:pPr>
+      <w:r>
+        <w:rPr>
+          <w:rFonts w:eastAsia="Times New Roman" w:cstheme="minorHAnsi"/>
+          <w:b/>
+          <w:bCs/>
+          <w:kern w:val="0"/>
+          <w:lang/>
+          <w14:ligatures w14:val="none"/>
+        </w:rPr>
+        <w:t>Objective</w:t>
+      </w:r>
+      <w:r>
+        <w:rPr>
+          <w:rFonts w:eastAsia="Times New Roman" w:cstheme="minorHAnsi"/>
+          <w:kern w:val="0"/>
+          <w:lang/>
+          <w14:ligatures w14:val="none"/>
+        </w:rPr>
+        <w:t>: Enhance the Naive Bayes classifier to handle unseen feature values using Laplace smoothing.</w:t>
+      </w:r>
+    </w:p>
+    <w:p>
+      <w:pPr>
+        <w:numPr>
+          <w:ilvl w:val="0"/>
+          <w:numId w:val="2"/>
+        </w:numPr>
+        <w:spacing w:after="0" w:line="240" w:lineRule="auto"/>
+        <w:rPr>
+          <w:rFonts w:eastAsia="Times New Roman" w:cstheme="minorHAnsi"/>
+          <w:b/>
+          <w:bCs/>
+          <w:kern w:val="0"/>
+          <w:lang/>
+          <w14:ligatures w14:val="none"/>
+        </w:rPr>
+      </w:pPr>
+      <w:r>
+        <w:rPr>
+          <w:rFonts w:eastAsia="Times New Roman" w:cstheme="minorHAnsi"/>
+          <w:b/>
+          <w:bCs/>
+          <w:kern w:val="0"/>
+          <w:lang/>
+          <w14:ligatures w14:val="none"/>
+        </w:rPr>
+        <w:t>Mathematical Background</w:t>
+      </w:r>
+    </w:p>
+    <w:p>
+      <w:pPr>
+        <w:numPr>
+          <w:ilvl w:val="0"/>
+          <w:numId w:val="2"/>
+        </w:numPr>
+        <w:tabs>
+          <w:tab w:val="num" w:pos="720"/>
+        </w:tabs>
+        <w:spacing w:after="0" w:line="240" w:lineRule="auto"/>
+        <w:rPr>
+          <w:rFonts w:eastAsia="Times New Roman" w:cstheme="minorHAnsi"/>
+          <w:kern w:val="0"/>
+          <w:lang/>
+          <w14:ligatures w14:val="none"/>
+        </w:rPr>
+      </w:pPr>
+      <w:r>
+        <w:rPr>
+          <w:rFonts w:eastAsia="Times New Roman" w:cstheme="minorHAnsi"/>
+          <w:b/>
+          <w:bCs/>
+          <w:kern w:val="0"/>
+          <w:lang/>
+          <w14:ligatures w14:val="none"/>
+        </w:rPr>
+        <w:t>Laplace Smoothing</w:t>
+      </w:r>
+      <w:r>
+        <w:rPr>
+          <w:rFonts w:eastAsia="Times New Roman" w:cstheme="minorHAnsi"/>
+          <w:kern w:val="0"/>
+          <w:lang/>
+          <w14:ligatures w14:val="none"/>
+        </w:rPr>
+        <w:t>: To prevent zero probabilities for unseen feature values, Laplace smoothing adds a small constant (typically 1) to the count of each feature value:</w:t>
+      </w:r>
+    </w:p>
+    <w:p>
+      <w:pPr>
+        <w:numPr>
+          <w:ilvl w:val="0"/>
+          <w:numId w:val="2"/>
+        </w:numPr>
+        <w:spacing w:after="0" w:line="240" w:lineRule="auto"/>
+        <w:rPr>
+          <w:rFonts w:eastAsia="Times New Roman" w:cstheme="minorHAnsi"/>
+          <w:kern w:val="0"/>
+          <w:lang/>
+          <w14:ligatures w14:val="none"/>
+        </w:rPr>
+      </w:pPr>
+      <w:r>
+        <w:rPr>
+          <w:rFonts w:eastAsia="Times New Roman" w:cstheme="minorHAnsi"/>
+          <w:kern w:val="0"/>
+          <w:lang/>
+          <w14:ligatures w14:val="none"/>
+        </w:rPr>
+        <w:t>P(Xj</w:t>
+      </w:r>
+      <w:r>
+        <w:rPr>
+          <w:rFonts w:ascii="Cambria Math" w:eastAsia="Times New Roman" w:hAnsi="Cambria Math" w:cs="Cambria Math"/>
+          <w:kern w:val="0"/>
+          <w:lang/>
+          <w14:ligatures w14:val="none"/>
+        </w:rPr>
+        <w:t>∣</w:t>
+      </w:r>
+      <w:r>
+        <w:rPr>
+          <w:rFonts w:eastAsia="Times New Roman" w:cstheme="minorHAnsi"/>
+          <w:kern w:val="0"/>
+          <w:lang/>
+          <w14:ligatures w14:val="none"/>
+        </w:rPr>
+        <w:t>Ci)=Count(Xj</w:t>
+      </w:r>
+      <w:r>
+        <w:rPr>
+          <w:rFonts w:ascii="Calibri" w:eastAsia="Times New Roman" w:hAnsi="Calibri" w:cs="Calibri"/>
+          <w:kern w:val="0"/>
+          <w:lang/>
+          <w14:ligatures w14:val="none"/>
+        </w:rPr>
+        <w:t> </w:t>
+      </w:r>
+      <w:r>
+        <w:rPr>
+          <w:rFonts w:eastAsia="Times New Roman" w:cstheme="minorHAnsi"/>
+          <w:kern w:val="0"/>
+          <w:lang/>
+          <w14:ligatures w14:val="none"/>
+        </w:rPr>
+        <w:t>in</w:t>
+      </w:r>
+      <w:r>
+        <w:rPr>
+          <w:rFonts w:ascii="Calibri" w:eastAsia="Times New Roman" w:hAnsi="Calibri" w:cs="Calibri"/>
+          <w:kern w:val="0"/>
+          <w:lang/>
+          <w14:ligatures w14:val="none"/>
+        </w:rPr>
+        <w:t> </w:t>
+      </w:r>
+      <w:r>
+        <w:rPr>
+          <w:rFonts w:eastAsia="Times New Roman" w:cstheme="minorHAnsi"/>
+          <w:kern w:val="0"/>
+          <w:lang/>
+          <w14:ligatures w14:val="none"/>
+        </w:rPr>
+        <w:t>Ci)+1Count(Ci)+kP(X_j | C_i) = \frac{\text{Count}(X_j \text{ in } C_i) + 1}{\text{Count}(C_i) + k}P(Xj​</w:t>
+      </w:r>
+      <w:r>
+        <w:rPr>
+          <w:rFonts w:ascii="Cambria Math" w:eastAsia="Times New Roman" w:hAnsi="Cambria Math" w:cs="Cambria Math"/>
+          <w:kern w:val="0"/>
+          <w:lang/>
+          <w14:ligatures w14:val="none"/>
+        </w:rPr>
+        <w:t>∣</w:t>
+      </w:r>
+      <w:r>
+        <w:rPr>
+          <w:rFonts w:eastAsia="Times New Roman" w:cstheme="minorHAnsi"/>
+          <w:kern w:val="0"/>
+          <w:lang/>
+          <w14:ligatures w14:val="none"/>
+        </w:rPr>
+        <w:t>Ci​)=Count(Ci​)+kCount(Xj​ in Ci​)+1​</w:t>
+      </w:r>
+    </w:p>
+    <w:p>
+      <w:pPr>
+        <w:numPr>
+          <w:ilvl w:val="0"/>
+          <w:numId w:val="2"/>
+        </w:numPr>
+        <w:spacing w:after="0" w:line="240" w:lineRule="auto"/>
+        <w:rPr>
+          <w:rFonts w:eastAsia="Times New Roman" w:cstheme="minorHAnsi"/>
+          <w:kern w:val="0"/>
+          <w:lang/>
+          <w14:ligatures w14:val="none"/>
+        </w:rPr>
+      </w:pPr>
+      <w:r>
+        <w:rPr>
+          <w:rFonts w:eastAsia="Times New Roman" w:cstheme="minorHAnsi"/>
+          <w:kern w:val="0"/>
+          <w:lang/>
+          <w14:ligatures w14:val="none"/>
+        </w:rPr>
+        <w:t>where kkk is the number of unique feature values. This ensures that even if a feature value has not been observed in a particular class, it still contributes a small likelihood.</w:t>
+      </w:r>
+    </w:p>
+    <w:p>
+      <w:pPr>
+        <w:numPr>
+          <w:ilvl w:val="0"/>
+          <w:numId w:val="2"/>
+        </w:numPr>
+        <w:tabs>
+          <w:tab w:val="num" w:pos="720"/>
+        </w:tabs>
+        <w:spacing w:after="0" w:line="240" w:lineRule="auto"/>
+        <w:rPr>
+          <w:rFonts w:eastAsia="Times New Roman" w:cstheme="minorHAnsi"/>
+          <w:kern w:val="0"/>
+          <w:lang/>
+          <w14:ligatures w14:val="none"/>
+        </w:rPr>
+      </w:pPr>
+      <w:r>
+        <w:rPr>
+          <w:rFonts w:eastAsia="Times New Roman" w:cstheme="minorHAnsi"/>
+          <w:b/>
+          <w:bCs/>
+          <w:kern w:val="0"/>
+          <w:lang/>
+          <w14:ligatures w14:val="none"/>
+        </w:rPr>
+        <w:t>Improved Posterior Probability</w:t>
+      </w:r>
+      <w:r>
+        <w:rPr>
+          <w:rFonts w:eastAsia="Times New Roman" w:cstheme="minorHAnsi"/>
+          <w:kern w:val="0"/>
+          <w:lang/>
+          <w14:ligatures w14:val="none"/>
+        </w:rPr>
+        <w:t>: The posterior probabilities are recalculated using the smoothed likelihoods:</w:t>
+      </w:r>
+    </w:p>
+    <w:p>
+      <w:pPr>
+        <w:numPr>
+          <w:ilvl w:val="0"/>
+          <w:numId w:val="2"/>
+        </w:numPr>
+        <w:spacing w:after="0" w:line="240" w:lineRule="auto"/>
+        <w:rPr>
+          <w:rFonts w:eastAsia="Times New Roman" w:cstheme="minorHAnsi"/>
+          <w:kern w:val="0"/>
+          <w:lang/>
+          <w14:ligatures w14:val="none"/>
+        </w:rPr>
+      </w:pPr>
+      <w:r>
+        <w:rPr>
+          <w:rFonts w:eastAsia="Times New Roman" w:cstheme="minorHAnsi"/>
+          <w:kern w:val="0"/>
+          <w:lang/>
+          <w14:ligatures w14:val="none"/>
+        </w:rPr>
+        <w:t>P(Ci</w:t>
+      </w:r>
+      <w:r>
+        <w:rPr>
+          <w:rFonts w:ascii="Cambria Math" w:eastAsia="Times New Roman" w:hAnsi="Cambria Math" w:cs="Cambria Math"/>
+          <w:kern w:val="0"/>
+          <w:lang/>
+          <w14:ligatures w14:val="none"/>
+        </w:rPr>
+        <w:t>∣</w:t>
+      </w:r>
+      <w:r>
+        <w:rPr>
+          <w:rFonts w:eastAsia="Times New Roman" w:cstheme="minorHAnsi"/>
+          <w:kern w:val="0"/>
+          <w:lang/>
+          <w14:ligatures w14:val="none"/>
+        </w:rPr>
+        <w:t>X)=P(X</w:t>
+      </w:r>
+      <w:r>
+        <w:rPr>
+          <w:rFonts w:ascii="Cambria Math" w:eastAsia="Times New Roman" w:hAnsi="Cambria Math" w:cs="Cambria Math"/>
+          <w:kern w:val="0"/>
+          <w:lang/>
+          <w14:ligatures w14:val="none"/>
+        </w:rPr>
+        <w:t>∣</w:t>
+      </w:r>
+      <w:r>
+        <w:rPr>
+          <w:rFonts w:eastAsia="Times New Roman" w:cstheme="minorHAnsi"/>
+          <w:kern w:val="0"/>
+          <w:lang/>
+          <w14:ligatures w14:val="none"/>
+        </w:rPr>
+        <w:t>Ci)</w:t>
+      </w:r>
+      <w:r>
+        <w:rPr>
+          <w:rFonts w:ascii="Cambria Math" w:eastAsia="Times New Roman" w:hAnsi="Cambria Math" w:cs="Cambria Math"/>
+          <w:kern w:val="0"/>
+          <w:lang/>
+          <w14:ligatures w14:val="none"/>
+        </w:rPr>
+        <w:t>⋅</w:t>
+      </w:r>
+      <w:r>
+        <w:rPr>
+          <w:rFonts w:eastAsia="Times New Roman" w:cstheme="minorHAnsi"/>
+          <w:kern w:val="0"/>
+          <w:lang/>
+          <w14:ligatures w14:val="none"/>
+        </w:rPr>
+        <w:t>P(Ci)P(X)P(C_i | X) = \frac{P(X | C_i) \cdot P(C_i)}{P(X)}P(Ci​</w:t>
+      </w:r>
+      <w:r>
+        <w:rPr>
+          <w:rFonts w:ascii="Cambria Math" w:eastAsia="Times New Roman" w:hAnsi="Cambria Math" w:cs="Cambria Math"/>
+          <w:kern w:val="0"/>
+          <w:lang/>
+          <w14:ligatures w14:val="none"/>
+        </w:rPr>
+        <w:t>∣</w:t>
+      </w:r>
+      <w:r>
+        <w:rPr>
+          <w:rFonts w:eastAsia="Times New Roman" w:cstheme="minorHAnsi"/>
+          <w:kern w:val="0"/>
+          <w:lang/>
+          <w14:ligatures w14:val="none"/>
+        </w:rPr>
+        <w:t>X)=P(X)P(X</w:t>
+      </w:r>
+      <w:r>
+        <w:rPr>
+          <w:rFonts w:ascii="Cambria Math" w:eastAsia="Times New Roman" w:hAnsi="Cambria Math" w:cs="Cambria Math"/>
+          <w:kern w:val="0"/>
+          <w:lang/>
+          <w14:ligatures w14:val="none"/>
+        </w:rPr>
+        <w:t>∣</w:t>
+      </w:r>
+      <w:r>
+        <w:rPr>
+          <w:rFonts w:eastAsia="Times New Roman" w:cstheme="minorHAnsi"/>
+          <w:kern w:val="0"/>
+          <w:lang/>
+          <w14:ligatures w14:val="none"/>
+        </w:rPr>
+        <w:t>Ci​)</w:t>
+      </w:r>
+      <w:r>
+        <w:rPr>
+          <w:rFonts w:ascii="Cambria Math" w:eastAsia="Times New Roman" w:hAnsi="Cambria Math" w:cs="Cambria Math"/>
+          <w:kern w:val="0"/>
+          <w:lang/>
+          <w14:ligatures w14:val="none"/>
+        </w:rPr>
+        <w:t>⋅</w:t>
+      </w:r>
+      <w:r>
+        <w:rPr>
+          <w:rFonts w:eastAsia="Times New Roman" w:cstheme="minorHAnsi"/>
+          <w:kern w:val="0"/>
+          <w:lang/>
+          <w14:ligatures w14:val="none"/>
+        </w:rPr>
+        <w:t>P(Ci​)​</w:t>
+      </w:r>
+    </w:p>
+    <w:p>
+      <w:pPr>
+        <w:numPr>
+          <w:ilvl w:val="0"/>
+          <w:numId w:val="2"/>
+        </w:numPr>
+        <w:spacing w:after="0" w:line="240" w:lineRule="auto"/>
+        <w:rPr>
+          <w:rFonts w:eastAsia="Times New Roman" w:cstheme="minorHAnsi"/>
+          <w:kern w:val="0"/>
+          <w:lang/>
+          <w14:ligatures w14:val="none"/>
+        </w:rPr>
+      </w:pPr>
+      <w:r>
+        <w:rPr>
+          <w:rFonts w:eastAsia="Times New Roman" w:cstheme="minorHAnsi"/>
+          <w:kern w:val="0"/>
+          <w:lang/>
+          <w14:ligatures w14:val="none"/>
+        </w:rPr>
+        <w:t>where P(X</w:t>
+      </w:r>
+      <w:r>
+        <w:rPr>
+          <w:rFonts w:ascii="Cambria Math" w:eastAsia="Times New Roman" w:hAnsi="Cambria Math" w:cs="Cambria Math"/>
+          <w:kern w:val="0"/>
+          <w:lang/>
+          <w14:ligatures w14:val="none"/>
+        </w:rPr>
+        <w:t>∣</w:t>
+      </w:r>
+      <w:r>
+        <w:rPr>
+          <w:rFonts w:eastAsia="Times New Roman" w:cstheme="minorHAnsi"/>
+          <w:kern w:val="0"/>
+          <w:lang/>
+          <w14:ligatures w14:val="none"/>
+        </w:rPr>
+        <w:t>Ci)P(X | C_i)P(X</w:t>
+      </w:r>
+      <w:r>
+        <w:rPr>
+          <w:rFonts w:ascii="Cambria Math" w:eastAsia="Times New Roman" w:hAnsi="Cambria Math" w:cs="Cambria Math"/>
+          <w:kern w:val="0"/>
+          <w:lang/>
+          <w14:ligatures w14:val="none"/>
+        </w:rPr>
+        <w:t>∣</w:t>
+      </w:r>
+      <w:r>
+        <w:rPr>
+          <w:rFonts w:eastAsia="Times New Roman" w:cstheme="minorHAnsi"/>
+          <w:kern w:val="0"/>
+          <w:lang/>
+          <w14:ligatures w14:val="none"/>
+        </w:rPr>
+        <w:t>Ci​) now includes the Laplace-smoothed likelihoods.</w:t>
+      </w:r>
+    </w:p>
+    <w:p>
+      <w:pPr>
+        <w:numPr>
+          <w:ilvl w:val="0"/>
+          <w:numId w:val="2"/>
+        </w:numPr>
+        <w:spacing w:after="0" w:line="240" w:lineRule="auto"/>
+        <w:rPr>
+          <w:rFonts w:eastAsia="Times New Roman" w:cstheme="minorHAnsi"/>
+          <w:kern w:val="0"/>
+          <w:lang/>
+          <w14:ligatures w14:val="none"/>
+        </w:rPr>
+      </w:pPr>
+      <w:r>
+        <w:rPr>
+          <w:rFonts w:eastAsia="Times New Roman" w:cstheme="minorHAnsi"/>
+          <w:kern w:val="0"/>
+          <w:lang/>
+          <w14:ligatures w14:val="none"/>
+        </w:rPr>
+        <w:t>This approach enhances the classifier's robustness, particularly in scenarios where certain feature values may not be represented in the training data, thus leading to more reliable predictions.</w:t>
+      </w:r>
+    </w:p>
+    <w:p>
+      <w:pPr>
+        <w:numPr>
+          <w:ilvl w:val="0"/>
+          <w:numId w:val="2"/>
+        </w:numPr>
+        <w:spacing w:before="100" w:beforeAutospacing="1" w:after="100" w:afterAutospacing="1" w:line="240" w:lineRule="auto"/>
+        <w:rPr>
+          <w:rFonts w:eastAsia="Times New Roman" w:cstheme="minorHAnsi"/>
+          <w:kern w:val="0"/>
+          <w:lang/>
+          <w14:ligatures w14:val="none"/>
+        </w:rPr>
+      </w:pPr>
     </w:p>
     <w:sectPr>
       <w:headerReference w:type="default" r:id="rId8"/>
@@ -331,9 +2671,384 @@
 <file path=word/numbering.xml><?xml version="1.0" encoding="utf-8"?>
 <w:numbering xmlns:wpc="http://schemas.microsoft.com/office/word/2010/wordprocessingCanvas" xmlns:cx="http://schemas.microsoft.com/office/drawing/2014/chartex" xmlns:cx1="http://schemas.microsoft.com/office/drawing/2015/9/8/chartex" xmlns:cx2="http://schemas.microsoft.com/office/drawing/2015/10/21/chartex" xmlns:cx3="http://schemas.microsoft.com/office/drawing/2016/5/9/chartex" xmlns:cx4="http://schemas.microsoft.com/office/drawing/2016/5/10/chartex" xmlns:cx5="http://schemas.microsoft.com/office/drawing/2016/5/11/chartex" xmlns:cx6="http://schemas.microsoft.com/office/drawing/2016/5/12/chartex" xmlns:cx7="http://schemas.microsoft.com/office/drawing/2016/5/13/chartex" xmlns:cx8="http://schemas.microsoft.com/office/drawing/2016/5/14/chartex" xmlns:mc="http://schemas.openxmlformats.org/markup-compatibility/2006" xmlns:aink="http://schemas.microsoft.com/office/drawing/2016/ink" xmlns:am3d="http://schemas.microsoft.com/office/drawing/2017/model3d" xmlns:o="urn:schemas-microsoft-com:office:office" xmlns:oel="http://schemas.microsoft.com/office/2019/extlst" xmlns:r="http://schemas.openxmlformats.org/officeDocument/2006/relationships" xmlns:m="http://schemas.openxmlformats.org/officeDocument/2006/math" xmlns:v="urn:schemas-microsoft-com:vml" xmlns:wp14="http://schemas.microsoft.com/office/word/2010/wordprocessingDrawing" xmlns:wp="http://schemas.openxmlformats.org/drawingml/2006/wordprocessingDrawing" xmlns:w10="urn:schemas-microsoft-com:office:word" xmlns:w="http://schemas.openxmlformats.org/wordprocessingml/2006/main" xmlns:w14="http://schemas.microsoft.com/office/word/2010/wordml" xmlns:w15="http://schemas.microsoft.com/office/word/2012/wordml" xmlns:w16cex="http://schemas.microsoft.com/office/word/2018/wordml/cex" xmlns:w16cid="http://schemas.microsoft.com/office/word/2016/wordml/cid" xmlns:w16="http://schemas.microsoft.com/office/word/2018/wordml" xmlns:w16du="http://schemas.microsoft.com/office/word/2023/wordml/word16du" xmlns:w16sdtdh="http://schemas.microsoft.com/office/word/2020/wordml/sdtdatahash" xmlns:w16se="http://schemas.microsoft.com/office/word/2015/wordml/symex" xmlns:wpg="http://schemas.microsoft.com/office/word/2010/wordprocessingGroup" xmlns:wpi="http://schemas.microsoft.com/office/word/2010/wordprocessingInk" xmlns:wne="http://schemas.microsoft.com/office/word/2006/wordml" xmlns:wps="http://schemas.microsoft.com/office/word/2010/wordprocessingShape" mc:Ignorable="w14 w15 w16se w16cid w16 w16cex w16sdtdh w16du wp14">
   <w:abstractNum w:abstractNumId="0" w15:restartNumberingAfterBreak="0">
+    <w:nsid w:val="08CB7946"/>
+    <w:multiLevelType w:val="hybridMultilevel"/>
+    <w:tmpl w:val="6C8EE290"/>
+    <w:lvl w:ilvl="0" w:tplc="10000001">
+      <w:start w:val="1"/>
+      <w:numFmt w:val="bullet"/>
+      <w:lvlText w:val=""/>
+      <w:lvlJc w:val="left"/>
+      <w:pPr>
+        <w:ind w:left="720" w:hanging="360"/>
+      </w:pPr>
+      <w:rPr>
+        <w:rFonts w:ascii="Symbol" w:hAnsi="Symbol" w:hint="default"/>
+      </w:rPr>
+    </w:lvl>
+    <w:lvl w:ilvl="1" w:tplc="10000003" w:tentative="1">
+      <w:start w:val="1"/>
+      <w:numFmt w:val="bullet"/>
+      <w:lvlText w:val="o"/>
+      <w:lvlJc w:val="left"/>
+      <w:pPr>
+        <w:ind w:left="1440" w:hanging="360"/>
+      </w:pPr>
+      <w:rPr>
+        <w:rFonts w:ascii="Courier New" w:hAnsi="Courier New" w:cs="Courier New" w:hint="default"/>
+      </w:rPr>
+    </w:lvl>
+    <w:lvl w:ilvl="2" w:tplc="10000005" w:tentative="1">
+      <w:start w:val="1"/>
+      <w:numFmt w:val="bullet"/>
+      <w:lvlText w:val=""/>
+      <w:lvlJc w:val="left"/>
+      <w:pPr>
+        <w:ind w:left="2160" w:hanging="360"/>
+      </w:pPr>
+      <w:rPr>
+        <w:rFonts w:ascii="Wingdings" w:hAnsi="Wingdings" w:hint="default"/>
+      </w:rPr>
+    </w:lvl>
+    <w:lvl w:ilvl="3" w:tplc="10000001" w:tentative="1">
+      <w:start w:val="1"/>
+      <w:numFmt w:val="bullet"/>
+      <w:lvlText w:val=""/>
+      <w:lvlJc w:val="left"/>
+      <w:pPr>
+        <w:ind w:left="2880" w:hanging="360"/>
+      </w:pPr>
+      <w:rPr>
+        <w:rFonts w:ascii="Symbol" w:hAnsi="Symbol" w:hint="default"/>
+      </w:rPr>
+    </w:lvl>
+    <w:lvl w:ilvl="4" w:tplc="10000003" w:tentative="1">
+      <w:start w:val="1"/>
+      <w:numFmt w:val="bullet"/>
+      <w:lvlText w:val="o"/>
+      <w:lvlJc w:val="left"/>
+      <w:pPr>
+        <w:ind w:left="3600" w:hanging="360"/>
+      </w:pPr>
+      <w:rPr>
+        <w:rFonts w:ascii="Courier New" w:hAnsi="Courier New" w:cs="Courier New" w:hint="default"/>
+      </w:rPr>
+    </w:lvl>
+    <w:lvl w:ilvl="5" w:tplc="10000005" w:tentative="1">
+      <w:start w:val="1"/>
+      <w:numFmt w:val="bullet"/>
+      <w:lvlText w:val=""/>
+      <w:lvlJc w:val="left"/>
+      <w:pPr>
+        <w:ind w:left="4320" w:hanging="360"/>
+      </w:pPr>
+      <w:rPr>
+        <w:rFonts w:ascii="Wingdings" w:hAnsi="Wingdings" w:hint="default"/>
+      </w:rPr>
+    </w:lvl>
+    <w:lvl w:ilvl="6" w:tplc="10000001" w:tentative="1">
+      <w:start w:val="1"/>
+      <w:numFmt w:val="bullet"/>
+      <w:lvlText w:val=""/>
+      <w:lvlJc w:val="left"/>
+      <w:pPr>
+        <w:ind w:left="5040" w:hanging="360"/>
+      </w:pPr>
+      <w:rPr>
+        <w:rFonts w:ascii="Symbol" w:hAnsi="Symbol" w:hint="default"/>
+      </w:rPr>
+    </w:lvl>
+    <w:lvl w:ilvl="7" w:tplc="10000003" w:tentative="1">
+      <w:start w:val="1"/>
+      <w:numFmt w:val="bullet"/>
+      <w:lvlText w:val="o"/>
+      <w:lvlJc w:val="left"/>
+      <w:pPr>
+        <w:ind w:left="5760" w:hanging="360"/>
+      </w:pPr>
+      <w:rPr>
+        <w:rFonts w:ascii="Courier New" w:hAnsi="Courier New" w:cs="Courier New" w:hint="default"/>
+      </w:rPr>
+    </w:lvl>
+    <w:lvl w:ilvl="8" w:tplc="10000005" w:tentative="1">
+      <w:start w:val="1"/>
+      <w:numFmt w:val="bullet"/>
+      <w:lvlText w:val=""/>
+      <w:lvlJc w:val="left"/>
+      <w:pPr>
+        <w:ind w:left="6480" w:hanging="360"/>
+      </w:pPr>
+      <w:rPr>
+        <w:rFonts w:ascii="Wingdings" w:hAnsi="Wingdings" w:hint="default"/>
+      </w:rPr>
+    </w:lvl>
+  </w:abstractNum>
+  <w:abstractNum w:abstractNumId="1" w15:restartNumberingAfterBreak="0">
+    <w:nsid w:val="0CB83011"/>
+    <w:multiLevelType w:val="multilevel"/>
+    <w:tmpl w:val="8FBA7B9E"/>
+    <w:lvl w:ilvl="0">
+      <w:start w:val="1"/>
+      <w:numFmt w:val="bullet"/>
+      <w:lvlText w:val=""/>
+      <w:lvlJc w:val="left"/>
+      <w:pPr>
+        <w:tabs>
+          <w:tab w:val="num" w:pos="720"/>
+        </w:tabs>
+        <w:ind w:left="720" w:hanging="360"/>
+      </w:pPr>
+      <w:rPr>
+        <w:rFonts w:ascii="Symbol" w:hAnsi="Symbol" w:hint="default"/>
+        <w:sz w:val="20"/>
+      </w:rPr>
+    </w:lvl>
+    <w:lvl w:ilvl="1" w:tentative="1">
+      <w:start w:val="1"/>
+      <w:numFmt w:val="bullet"/>
+      <w:lvlText w:val="o"/>
+      <w:lvlJc w:val="left"/>
+      <w:pPr>
+        <w:tabs>
+          <w:tab w:val="num" w:pos="1440"/>
+        </w:tabs>
+        <w:ind w:left="1440" w:hanging="360"/>
+      </w:pPr>
+      <w:rPr>
+        <w:rFonts w:ascii="Courier New" w:hAnsi="Courier New" w:hint="default"/>
+        <w:sz w:val="20"/>
+      </w:rPr>
+    </w:lvl>
+    <w:lvl w:ilvl="2" w:tentative="1">
+      <w:start w:val="1"/>
+      <w:numFmt w:val="bullet"/>
+      <w:lvlText w:val=""/>
+      <w:lvlJc w:val="left"/>
+      <w:pPr>
+        <w:tabs>
+          <w:tab w:val="num" w:pos="2160"/>
+        </w:tabs>
+        <w:ind w:left="2160" w:hanging="360"/>
+      </w:pPr>
+      <w:rPr>
+        <w:rFonts w:ascii="Wingdings" w:hAnsi="Wingdings" w:hint="default"/>
+        <w:sz w:val="20"/>
+      </w:rPr>
+    </w:lvl>
+    <w:lvl w:ilvl="3" w:tentative="1">
+      <w:start w:val="1"/>
+      <w:numFmt w:val="bullet"/>
+      <w:lvlText w:val=""/>
+      <w:lvlJc w:val="left"/>
+      <w:pPr>
+        <w:tabs>
+          <w:tab w:val="num" w:pos="2880"/>
+        </w:tabs>
+        <w:ind w:left="2880" w:hanging="360"/>
+      </w:pPr>
+      <w:rPr>
+        <w:rFonts w:ascii="Wingdings" w:hAnsi="Wingdings" w:hint="default"/>
+        <w:sz w:val="20"/>
+      </w:rPr>
+    </w:lvl>
+    <w:lvl w:ilvl="4" w:tentative="1">
+      <w:start w:val="1"/>
+      <w:numFmt w:val="bullet"/>
+      <w:lvlText w:val=""/>
+      <w:lvlJc w:val="left"/>
+      <w:pPr>
+        <w:tabs>
+          <w:tab w:val="num" w:pos="3600"/>
+        </w:tabs>
+        <w:ind w:left="3600" w:hanging="360"/>
+      </w:pPr>
+      <w:rPr>
+        <w:rFonts w:ascii="Wingdings" w:hAnsi="Wingdings" w:hint="default"/>
+        <w:sz w:val="20"/>
+      </w:rPr>
+    </w:lvl>
+    <w:lvl w:ilvl="5" w:tentative="1">
+      <w:start w:val="1"/>
+      <w:numFmt w:val="bullet"/>
+      <w:lvlText w:val=""/>
+      <w:lvlJc w:val="left"/>
+      <w:pPr>
+        <w:tabs>
+          <w:tab w:val="num" w:pos="4320"/>
+        </w:tabs>
+        <w:ind w:left="4320" w:hanging="360"/>
+      </w:pPr>
+      <w:rPr>
+        <w:rFonts w:ascii="Wingdings" w:hAnsi="Wingdings" w:hint="default"/>
+        <w:sz w:val="20"/>
+      </w:rPr>
+    </w:lvl>
+    <w:lvl w:ilvl="6" w:tentative="1">
+      <w:start w:val="1"/>
+      <w:numFmt w:val="bullet"/>
+      <w:lvlText w:val=""/>
+      <w:lvlJc w:val="left"/>
+      <w:pPr>
+        <w:tabs>
+          <w:tab w:val="num" w:pos="5040"/>
+        </w:tabs>
+        <w:ind w:left="5040" w:hanging="360"/>
+      </w:pPr>
+      <w:rPr>
+        <w:rFonts w:ascii="Wingdings" w:hAnsi="Wingdings" w:hint="default"/>
+        <w:sz w:val="20"/>
+      </w:rPr>
+    </w:lvl>
+    <w:lvl w:ilvl="7" w:tentative="1">
+      <w:start w:val="1"/>
+      <w:numFmt w:val="bullet"/>
+      <w:lvlText w:val=""/>
+      <w:lvlJc w:val="left"/>
+      <w:pPr>
+        <w:tabs>
+          <w:tab w:val="num" w:pos="5760"/>
+        </w:tabs>
+        <w:ind w:left="5760" w:hanging="360"/>
+      </w:pPr>
+      <w:rPr>
+        <w:rFonts w:ascii="Wingdings" w:hAnsi="Wingdings" w:hint="default"/>
+        <w:sz w:val="20"/>
+      </w:rPr>
+    </w:lvl>
+    <w:lvl w:ilvl="8" w:tentative="1">
+      <w:start w:val="1"/>
+      <w:numFmt w:val="bullet"/>
+      <w:lvlText w:val=""/>
+      <w:lvlJc w:val="left"/>
+      <w:pPr>
+        <w:tabs>
+          <w:tab w:val="num" w:pos="6480"/>
+        </w:tabs>
+        <w:ind w:left="6480" w:hanging="360"/>
+      </w:pPr>
+      <w:rPr>
+        <w:rFonts w:ascii="Wingdings" w:hAnsi="Wingdings" w:hint="default"/>
+        <w:sz w:val="20"/>
+      </w:rPr>
+    </w:lvl>
+  </w:abstractNum>
+  <w:abstractNum w:abstractNumId="2" w15:restartNumberingAfterBreak="0">
+    <w:nsid w:val="163110BA"/>
+    <w:multiLevelType w:val="multilevel"/>
+    <w:tmpl w:val="B5DC45E2"/>
+    <w:lvl w:ilvl="0">
+      <w:start w:val="1"/>
+      <w:numFmt w:val="decimal"/>
+      <w:lvlText w:val="%1."/>
+      <w:lvlJc w:val="left"/>
+      <w:pPr>
+        <w:tabs>
+          <w:tab w:val="num" w:pos="720"/>
+        </w:tabs>
+        <w:ind w:left="720" w:hanging="360"/>
+      </w:pPr>
+    </w:lvl>
+    <w:lvl w:ilvl="1" w:tentative="1">
+      <w:start w:val="1"/>
+      <w:numFmt w:val="decimal"/>
+      <w:lvlText w:val="%2."/>
+      <w:lvlJc w:val="left"/>
+      <w:pPr>
+        <w:tabs>
+          <w:tab w:val="num" w:pos="1440"/>
+        </w:tabs>
+        <w:ind w:left="1440" w:hanging="360"/>
+      </w:pPr>
+    </w:lvl>
+    <w:lvl w:ilvl="2" w:tentative="1">
+      <w:start w:val="1"/>
+      <w:numFmt w:val="decimal"/>
+      <w:lvlText w:val="%3."/>
+      <w:lvlJc w:val="left"/>
+      <w:pPr>
+        <w:tabs>
+          <w:tab w:val="num" w:pos="2160"/>
+        </w:tabs>
+        <w:ind w:left="2160" w:hanging="360"/>
+      </w:pPr>
+    </w:lvl>
+    <w:lvl w:ilvl="3" w:tentative="1">
+      <w:start w:val="1"/>
+      <w:numFmt w:val="decimal"/>
+      <w:lvlText w:val="%4."/>
+      <w:lvlJc w:val="left"/>
+      <w:pPr>
+        <w:tabs>
+          <w:tab w:val="num" w:pos="2880"/>
+        </w:tabs>
+        <w:ind w:left="2880" w:hanging="360"/>
+      </w:pPr>
+    </w:lvl>
+    <w:lvl w:ilvl="4" w:tentative="1">
+      <w:start w:val="1"/>
+      <w:numFmt w:val="decimal"/>
+      <w:lvlText w:val="%5."/>
+      <w:lvlJc w:val="left"/>
+      <w:pPr>
+        <w:tabs>
+          <w:tab w:val="num" w:pos="3600"/>
+        </w:tabs>
+        <w:ind w:left="3600" w:hanging="360"/>
+      </w:pPr>
+    </w:lvl>
+    <w:lvl w:ilvl="5" w:tentative="1">
+      <w:start w:val="1"/>
+      <w:numFmt w:val="decimal"/>
+      <w:lvlText w:val="%6."/>
+      <w:lvlJc w:val="left"/>
+      <w:pPr>
+        <w:tabs>
+          <w:tab w:val="num" w:pos="4320"/>
+        </w:tabs>
+        <w:ind w:left="4320" w:hanging="360"/>
+      </w:pPr>
+    </w:lvl>
+    <w:lvl w:ilvl="6" w:tentative="1">
+      <w:start w:val="1"/>
+      <w:numFmt w:val="decimal"/>
+      <w:lvlText w:val="%7."/>
+      <w:lvlJc w:val="left"/>
+      <w:pPr>
+        <w:tabs>
+          <w:tab w:val="num" w:pos="5040"/>
+        </w:tabs>
+        <w:ind w:left="5040" w:hanging="360"/>
+      </w:pPr>
+    </w:lvl>
+    <w:lvl w:ilvl="7" w:tentative="1">
+      <w:start w:val="1"/>
+      <w:numFmt w:val="decimal"/>
+      <w:lvlText w:val="%8."/>
+      <w:lvlJc w:val="left"/>
+      <w:pPr>
+        <w:tabs>
+          <w:tab w:val="num" w:pos="5760"/>
+        </w:tabs>
+        <w:ind w:left="5760" w:hanging="360"/>
+      </w:pPr>
+    </w:lvl>
+    <w:lvl w:ilvl="8" w:tentative="1">
+      <w:start w:val="1"/>
+      <w:numFmt w:val="decimal"/>
+      <w:lvlText w:val="%9."/>
+      <w:lvlJc w:val="left"/>
+      <w:pPr>
+        <w:tabs>
+          <w:tab w:val="num" w:pos="6480"/>
+        </w:tabs>
+        <w:ind w:left="6480" w:hanging="360"/>
+      </w:pPr>
+    </w:lvl>
+  </w:abstractNum>
+  <w:abstractNum w:abstractNumId="3" w15:restartNumberingAfterBreak="0">
     <w:nsid w:val="18496199"/>
     <w:multiLevelType w:val="hybridMultilevel"/>
-    <w:tmpl w:val="E5BACB24"/>
+    <w:tmpl w:val="4A1456A4"/>
     <w:lvl w:ilvl="0" w:tplc="10000001">
       <w:start w:val="1"/>
       <w:numFmt w:val="bullet"/>
@@ -346,6 +3061,119 @@
         <w:rFonts w:ascii="Symbol" w:hAnsi="Symbol" w:hint="default"/>
       </w:rPr>
     </w:lvl>
+    <w:lvl w:ilvl="1" w:tplc="10000001">
+      <w:start w:val="1"/>
+      <w:numFmt w:val="bullet"/>
+      <w:lvlText w:val=""/>
+      <w:lvlJc w:val="left"/>
+      <w:pPr>
+        <w:ind w:left="1440" w:hanging="360"/>
+      </w:pPr>
+      <w:rPr>
+        <w:rFonts w:ascii="Symbol" w:hAnsi="Symbol" w:hint="default"/>
+      </w:rPr>
+    </w:lvl>
+    <w:lvl w:ilvl="2" w:tplc="10000005" w:tentative="1">
+      <w:start w:val="1"/>
+      <w:numFmt w:val="bullet"/>
+      <w:lvlText w:val=""/>
+      <w:lvlJc w:val="left"/>
+      <w:pPr>
+        <w:ind w:left="2160" w:hanging="360"/>
+      </w:pPr>
+      <w:rPr>
+        <w:rFonts w:ascii="Wingdings" w:hAnsi="Wingdings" w:hint="default"/>
+      </w:rPr>
+    </w:lvl>
+    <w:lvl w:ilvl="3" w:tplc="10000001" w:tentative="1">
+      <w:start w:val="1"/>
+      <w:numFmt w:val="bullet"/>
+      <w:lvlText w:val=""/>
+      <w:lvlJc w:val="left"/>
+      <w:pPr>
+        <w:ind w:left="2880" w:hanging="360"/>
+      </w:pPr>
+      <w:rPr>
+        <w:rFonts w:ascii="Symbol" w:hAnsi="Symbol" w:hint="default"/>
+      </w:rPr>
+    </w:lvl>
+    <w:lvl w:ilvl="4" w:tplc="10000003" w:tentative="1">
+      <w:start w:val="1"/>
+      <w:numFmt w:val="bullet"/>
+      <w:lvlText w:val="o"/>
+      <w:lvlJc w:val="left"/>
+      <w:pPr>
+        <w:ind w:left="3600" w:hanging="360"/>
+      </w:pPr>
+      <w:rPr>
+        <w:rFonts w:ascii="Courier New" w:hAnsi="Courier New" w:cs="Courier New" w:hint="default"/>
+      </w:rPr>
+    </w:lvl>
+    <w:lvl w:ilvl="5" w:tplc="10000005" w:tentative="1">
+      <w:start w:val="1"/>
+      <w:numFmt w:val="bullet"/>
+      <w:lvlText w:val=""/>
+      <w:lvlJc w:val="left"/>
+      <w:pPr>
+        <w:ind w:left="4320" w:hanging="360"/>
+      </w:pPr>
+      <w:rPr>
+        <w:rFonts w:ascii="Wingdings" w:hAnsi="Wingdings" w:hint="default"/>
+      </w:rPr>
+    </w:lvl>
+    <w:lvl w:ilvl="6" w:tplc="10000001" w:tentative="1">
+      <w:start w:val="1"/>
+      <w:numFmt w:val="bullet"/>
+      <w:lvlText w:val=""/>
+      <w:lvlJc w:val="left"/>
+      <w:pPr>
+        <w:ind w:left="5040" w:hanging="360"/>
+      </w:pPr>
+      <w:rPr>
+        <w:rFonts w:ascii="Symbol" w:hAnsi="Symbol" w:hint="default"/>
+      </w:rPr>
+    </w:lvl>
+    <w:lvl w:ilvl="7" w:tplc="10000003" w:tentative="1">
+      <w:start w:val="1"/>
+      <w:numFmt w:val="bullet"/>
+      <w:lvlText w:val="o"/>
+      <w:lvlJc w:val="left"/>
+      <w:pPr>
+        <w:ind w:left="5760" w:hanging="360"/>
+      </w:pPr>
+      <w:rPr>
+        <w:rFonts w:ascii="Courier New" w:hAnsi="Courier New" w:cs="Courier New" w:hint="default"/>
+      </w:rPr>
+    </w:lvl>
+    <w:lvl w:ilvl="8" w:tplc="10000005" w:tentative="1">
+      <w:start w:val="1"/>
+      <w:numFmt w:val="bullet"/>
+      <w:lvlText w:val=""/>
+      <w:lvlJc w:val="left"/>
+      <w:pPr>
+        <w:ind w:left="6480" w:hanging="360"/>
+      </w:pPr>
+      <w:rPr>
+        <w:rFonts w:ascii="Wingdings" w:hAnsi="Wingdings" w:hint="default"/>
+      </w:rPr>
+    </w:lvl>
+  </w:abstractNum>
+  <w:abstractNum w:abstractNumId="4" w15:restartNumberingAfterBreak="0">
+    <w:nsid w:val="193B2138"/>
+    <w:multiLevelType w:val="hybridMultilevel"/>
+    <w:tmpl w:val="48123E74"/>
+    <w:lvl w:ilvl="0" w:tplc="10000001">
+      <w:start w:val="1"/>
+      <w:numFmt w:val="bullet"/>
+      <w:lvlText w:val=""/>
+      <w:lvlJc w:val="left"/>
+      <w:pPr>
+        <w:ind w:left="720" w:hanging="360"/>
+      </w:pPr>
+      <w:rPr>
+        <w:rFonts w:ascii="Symbol" w:hAnsi="Symbol" w:hint="default"/>
+      </w:rPr>
+    </w:lvl>
     <w:lvl w:ilvl="1" w:tplc="10000003" w:tentative="1">
       <w:start w:val="1"/>
       <w:numFmt w:val="bullet"/>
@@ -443,7 +3271,1055 @@
       </w:rPr>
     </w:lvl>
   </w:abstractNum>
-  <w:abstractNum w:abstractNumId="1" w15:restartNumberingAfterBreak="0">
+  <w:abstractNum w:abstractNumId="5" w15:restartNumberingAfterBreak="0">
+    <w:nsid w:val="232735D1"/>
+    <w:multiLevelType w:val="hybridMultilevel"/>
+    <w:tmpl w:val="801C13F4"/>
+    <w:lvl w:ilvl="0" w:tplc="10000001">
+      <w:start w:val="1"/>
+      <w:numFmt w:val="bullet"/>
+      <w:lvlText w:val=""/>
+      <w:lvlJc w:val="left"/>
+      <w:pPr>
+        <w:ind w:left="720" w:hanging="360"/>
+      </w:pPr>
+      <w:rPr>
+        <w:rFonts w:ascii="Symbol" w:hAnsi="Symbol" w:hint="default"/>
+      </w:rPr>
+    </w:lvl>
+    <w:lvl w:ilvl="1" w:tplc="10000003" w:tentative="1">
+      <w:start w:val="1"/>
+      <w:numFmt w:val="bullet"/>
+      <w:lvlText w:val="o"/>
+      <w:lvlJc w:val="left"/>
+      <w:pPr>
+        <w:ind w:left="1440" w:hanging="360"/>
+      </w:pPr>
+      <w:rPr>
+        <w:rFonts w:ascii="Courier New" w:hAnsi="Courier New" w:cs="Courier New" w:hint="default"/>
+      </w:rPr>
+    </w:lvl>
+    <w:lvl w:ilvl="2" w:tplc="10000005" w:tentative="1">
+      <w:start w:val="1"/>
+      <w:numFmt w:val="bullet"/>
+      <w:lvlText w:val=""/>
+      <w:lvlJc w:val="left"/>
+      <w:pPr>
+        <w:ind w:left="2160" w:hanging="360"/>
+      </w:pPr>
+      <w:rPr>
+        <w:rFonts w:ascii="Wingdings" w:hAnsi="Wingdings" w:hint="default"/>
+      </w:rPr>
+    </w:lvl>
+    <w:lvl w:ilvl="3" w:tplc="10000001" w:tentative="1">
+      <w:start w:val="1"/>
+      <w:numFmt w:val="bullet"/>
+      <w:lvlText w:val=""/>
+      <w:lvlJc w:val="left"/>
+      <w:pPr>
+        <w:ind w:left="2880" w:hanging="360"/>
+      </w:pPr>
+      <w:rPr>
+        <w:rFonts w:ascii="Symbol" w:hAnsi="Symbol" w:hint="default"/>
+      </w:rPr>
+    </w:lvl>
+    <w:lvl w:ilvl="4" w:tplc="10000003" w:tentative="1">
+      <w:start w:val="1"/>
+      <w:numFmt w:val="bullet"/>
+      <w:lvlText w:val="o"/>
+      <w:lvlJc w:val="left"/>
+      <w:pPr>
+        <w:ind w:left="3600" w:hanging="360"/>
+      </w:pPr>
+      <w:rPr>
+        <w:rFonts w:ascii="Courier New" w:hAnsi="Courier New" w:cs="Courier New" w:hint="default"/>
+      </w:rPr>
+    </w:lvl>
+    <w:lvl w:ilvl="5" w:tplc="10000005" w:tentative="1">
+      <w:start w:val="1"/>
+      <w:numFmt w:val="bullet"/>
+      <w:lvlText w:val=""/>
+      <w:lvlJc w:val="left"/>
+      <w:pPr>
+        <w:ind w:left="4320" w:hanging="360"/>
+      </w:pPr>
+      <w:rPr>
+        <w:rFonts w:ascii="Wingdings" w:hAnsi="Wingdings" w:hint="default"/>
+      </w:rPr>
+    </w:lvl>
+    <w:lvl w:ilvl="6" w:tplc="10000001" w:tentative="1">
+      <w:start w:val="1"/>
+      <w:numFmt w:val="bullet"/>
+      <w:lvlText w:val=""/>
+      <w:lvlJc w:val="left"/>
+      <w:pPr>
+        <w:ind w:left="5040" w:hanging="360"/>
+      </w:pPr>
+      <w:rPr>
+        <w:rFonts w:ascii="Symbol" w:hAnsi="Symbol" w:hint="default"/>
+      </w:rPr>
+    </w:lvl>
+    <w:lvl w:ilvl="7" w:tplc="10000003" w:tentative="1">
+      <w:start w:val="1"/>
+      <w:numFmt w:val="bullet"/>
+      <w:lvlText w:val="o"/>
+      <w:lvlJc w:val="left"/>
+      <w:pPr>
+        <w:ind w:left="5760" w:hanging="360"/>
+      </w:pPr>
+      <w:rPr>
+        <w:rFonts w:ascii="Courier New" w:hAnsi="Courier New" w:cs="Courier New" w:hint="default"/>
+      </w:rPr>
+    </w:lvl>
+    <w:lvl w:ilvl="8" w:tplc="10000005" w:tentative="1">
+      <w:start w:val="1"/>
+      <w:numFmt w:val="bullet"/>
+      <w:lvlText w:val=""/>
+      <w:lvlJc w:val="left"/>
+      <w:pPr>
+        <w:ind w:left="6480" w:hanging="360"/>
+      </w:pPr>
+      <w:rPr>
+        <w:rFonts w:ascii="Wingdings" w:hAnsi="Wingdings" w:hint="default"/>
+      </w:rPr>
+    </w:lvl>
+  </w:abstractNum>
+  <w:abstractNum w:abstractNumId="6" w15:restartNumberingAfterBreak="0">
+    <w:nsid w:val="260C4D62"/>
+    <w:multiLevelType w:val="hybridMultilevel"/>
+    <w:tmpl w:val="6E66B610"/>
+    <w:lvl w:ilvl="0" w:tplc="10000001">
+      <w:start w:val="1"/>
+      <w:numFmt w:val="bullet"/>
+      <w:lvlText w:val=""/>
+      <w:lvlJc w:val="left"/>
+      <w:pPr>
+        <w:ind w:left="720" w:hanging="360"/>
+      </w:pPr>
+      <w:rPr>
+        <w:rFonts w:ascii="Symbol" w:hAnsi="Symbol" w:hint="default"/>
+      </w:rPr>
+    </w:lvl>
+    <w:lvl w:ilvl="1" w:tplc="10000003" w:tentative="1">
+      <w:start w:val="1"/>
+      <w:numFmt w:val="bullet"/>
+      <w:lvlText w:val="o"/>
+      <w:lvlJc w:val="left"/>
+      <w:pPr>
+        <w:ind w:left="1440" w:hanging="360"/>
+      </w:pPr>
+      <w:rPr>
+        <w:rFonts w:ascii="Courier New" w:hAnsi="Courier New" w:cs="Courier New" w:hint="default"/>
+      </w:rPr>
+    </w:lvl>
+    <w:lvl w:ilvl="2" w:tplc="10000005" w:tentative="1">
+      <w:start w:val="1"/>
+      <w:numFmt w:val="bullet"/>
+      <w:lvlText w:val=""/>
+      <w:lvlJc w:val="left"/>
+      <w:pPr>
+        <w:ind w:left="2160" w:hanging="360"/>
+      </w:pPr>
+      <w:rPr>
+        <w:rFonts w:ascii="Wingdings" w:hAnsi="Wingdings" w:hint="default"/>
+      </w:rPr>
+    </w:lvl>
+    <w:lvl w:ilvl="3" w:tplc="10000001" w:tentative="1">
+      <w:start w:val="1"/>
+      <w:numFmt w:val="bullet"/>
+      <w:lvlText w:val=""/>
+      <w:lvlJc w:val="left"/>
+      <w:pPr>
+        <w:ind w:left="2880" w:hanging="360"/>
+      </w:pPr>
+      <w:rPr>
+        <w:rFonts w:ascii="Symbol" w:hAnsi="Symbol" w:hint="default"/>
+      </w:rPr>
+    </w:lvl>
+    <w:lvl w:ilvl="4" w:tplc="10000003" w:tentative="1">
+      <w:start w:val="1"/>
+      <w:numFmt w:val="bullet"/>
+      <w:lvlText w:val="o"/>
+      <w:lvlJc w:val="left"/>
+      <w:pPr>
+        <w:ind w:left="3600" w:hanging="360"/>
+      </w:pPr>
+      <w:rPr>
+        <w:rFonts w:ascii="Courier New" w:hAnsi="Courier New" w:cs="Courier New" w:hint="default"/>
+      </w:rPr>
+    </w:lvl>
+    <w:lvl w:ilvl="5" w:tplc="10000005" w:tentative="1">
+      <w:start w:val="1"/>
+      <w:numFmt w:val="bullet"/>
+      <w:lvlText w:val=""/>
+      <w:lvlJc w:val="left"/>
+      <w:pPr>
+        <w:ind w:left="4320" w:hanging="360"/>
+      </w:pPr>
+      <w:rPr>
+        <w:rFonts w:ascii="Wingdings" w:hAnsi="Wingdings" w:hint="default"/>
+      </w:rPr>
+    </w:lvl>
+    <w:lvl w:ilvl="6" w:tplc="10000001" w:tentative="1">
+      <w:start w:val="1"/>
+      <w:numFmt w:val="bullet"/>
+      <w:lvlText w:val=""/>
+      <w:lvlJc w:val="left"/>
+      <w:pPr>
+        <w:ind w:left="5040" w:hanging="360"/>
+      </w:pPr>
+      <w:rPr>
+        <w:rFonts w:ascii="Symbol" w:hAnsi="Symbol" w:hint="default"/>
+      </w:rPr>
+    </w:lvl>
+    <w:lvl w:ilvl="7" w:tplc="10000003" w:tentative="1">
+      <w:start w:val="1"/>
+      <w:numFmt w:val="bullet"/>
+      <w:lvlText w:val="o"/>
+      <w:lvlJc w:val="left"/>
+      <w:pPr>
+        <w:ind w:left="5760" w:hanging="360"/>
+      </w:pPr>
+      <w:rPr>
+        <w:rFonts w:ascii="Courier New" w:hAnsi="Courier New" w:cs="Courier New" w:hint="default"/>
+      </w:rPr>
+    </w:lvl>
+    <w:lvl w:ilvl="8" w:tplc="10000005" w:tentative="1">
+      <w:start w:val="1"/>
+      <w:numFmt w:val="bullet"/>
+      <w:lvlText w:val=""/>
+      <w:lvlJc w:val="left"/>
+      <w:pPr>
+        <w:ind w:left="6480" w:hanging="360"/>
+      </w:pPr>
+      <w:rPr>
+        <w:rFonts w:ascii="Wingdings" w:hAnsi="Wingdings" w:hint="default"/>
+      </w:rPr>
+    </w:lvl>
+  </w:abstractNum>
+  <w:abstractNum w:abstractNumId="7" w15:restartNumberingAfterBreak="0">
+    <w:nsid w:val="3A725595"/>
+    <w:multiLevelType w:val="multilevel"/>
+    <w:tmpl w:val="F8C08EDA"/>
+    <w:lvl w:ilvl="0">
+      <w:start w:val="1"/>
+      <w:numFmt w:val="bullet"/>
+      <w:lvlText w:val=""/>
+      <w:lvlJc w:val="left"/>
+      <w:pPr>
+        <w:tabs>
+          <w:tab w:val="num" w:pos="720"/>
+        </w:tabs>
+        <w:ind w:left="720" w:hanging="360"/>
+      </w:pPr>
+      <w:rPr>
+        <w:rFonts w:ascii="Symbol" w:hAnsi="Symbol" w:hint="default"/>
+        <w:sz w:val="20"/>
+      </w:rPr>
+    </w:lvl>
+    <w:lvl w:ilvl="1" w:tentative="1">
+      <w:start w:val="1"/>
+      <w:numFmt w:val="bullet"/>
+      <w:lvlText w:val="o"/>
+      <w:lvlJc w:val="left"/>
+      <w:pPr>
+        <w:tabs>
+          <w:tab w:val="num" w:pos="1440"/>
+        </w:tabs>
+        <w:ind w:left="1440" w:hanging="360"/>
+      </w:pPr>
+      <w:rPr>
+        <w:rFonts w:ascii="Courier New" w:hAnsi="Courier New" w:hint="default"/>
+        <w:sz w:val="20"/>
+      </w:rPr>
+    </w:lvl>
+    <w:lvl w:ilvl="2" w:tentative="1">
+      <w:start w:val="1"/>
+      <w:numFmt w:val="bullet"/>
+      <w:lvlText w:val=""/>
+      <w:lvlJc w:val="left"/>
+      <w:pPr>
+        <w:tabs>
+          <w:tab w:val="num" w:pos="2160"/>
+        </w:tabs>
+        <w:ind w:left="2160" w:hanging="360"/>
+      </w:pPr>
+      <w:rPr>
+        <w:rFonts w:ascii="Wingdings" w:hAnsi="Wingdings" w:hint="default"/>
+        <w:sz w:val="20"/>
+      </w:rPr>
+    </w:lvl>
+    <w:lvl w:ilvl="3" w:tentative="1">
+      <w:start w:val="1"/>
+      <w:numFmt w:val="bullet"/>
+      <w:lvlText w:val=""/>
+      <w:lvlJc w:val="left"/>
+      <w:pPr>
+        <w:tabs>
+          <w:tab w:val="num" w:pos="2880"/>
+        </w:tabs>
+        <w:ind w:left="2880" w:hanging="360"/>
+      </w:pPr>
+      <w:rPr>
+        <w:rFonts w:ascii="Wingdings" w:hAnsi="Wingdings" w:hint="default"/>
+        <w:sz w:val="20"/>
+      </w:rPr>
+    </w:lvl>
+    <w:lvl w:ilvl="4" w:tentative="1">
+      <w:start w:val="1"/>
+      <w:numFmt w:val="bullet"/>
+      <w:lvlText w:val=""/>
+      <w:lvlJc w:val="left"/>
+      <w:pPr>
+        <w:tabs>
+          <w:tab w:val="num" w:pos="3600"/>
+        </w:tabs>
+        <w:ind w:left="3600" w:hanging="360"/>
+      </w:pPr>
+      <w:rPr>
+        <w:rFonts w:ascii="Wingdings" w:hAnsi="Wingdings" w:hint="default"/>
+        <w:sz w:val="20"/>
+      </w:rPr>
+    </w:lvl>
+    <w:lvl w:ilvl="5" w:tentative="1">
+      <w:start w:val="1"/>
+      <w:numFmt w:val="bullet"/>
+      <w:lvlText w:val=""/>
+      <w:lvlJc w:val="left"/>
+      <w:pPr>
+        <w:tabs>
+          <w:tab w:val="num" w:pos="4320"/>
+        </w:tabs>
+        <w:ind w:left="4320" w:hanging="360"/>
+      </w:pPr>
+      <w:rPr>
+        <w:rFonts w:ascii="Wingdings" w:hAnsi="Wingdings" w:hint="default"/>
+        <w:sz w:val="20"/>
+      </w:rPr>
+    </w:lvl>
+    <w:lvl w:ilvl="6" w:tentative="1">
+      <w:start w:val="1"/>
+      <w:numFmt w:val="bullet"/>
+      <w:lvlText w:val=""/>
+      <w:lvlJc w:val="left"/>
+      <w:pPr>
+        <w:tabs>
+          <w:tab w:val="num" w:pos="5040"/>
+        </w:tabs>
+        <w:ind w:left="5040" w:hanging="360"/>
+      </w:pPr>
+      <w:rPr>
+        <w:rFonts w:ascii="Wingdings" w:hAnsi="Wingdings" w:hint="default"/>
+        <w:sz w:val="20"/>
+      </w:rPr>
+    </w:lvl>
+    <w:lvl w:ilvl="7" w:tentative="1">
+      <w:start w:val="1"/>
+      <w:numFmt w:val="bullet"/>
+      <w:lvlText w:val=""/>
+      <w:lvlJc w:val="left"/>
+      <w:pPr>
+        <w:tabs>
+          <w:tab w:val="num" w:pos="5760"/>
+        </w:tabs>
+        <w:ind w:left="5760" w:hanging="360"/>
+      </w:pPr>
+      <w:rPr>
+        <w:rFonts w:ascii="Wingdings" w:hAnsi="Wingdings" w:hint="default"/>
+        <w:sz w:val="20"/>
+      </w:rPr>
+    </w:lvl>
+    <w:lvl w:ilvl="8" w:tentative="1">
+      <w:start w:val="1"/>
+      <w:numFmt w:val="bullet"/>
+      <w:lvlText w:val=""/>
+      <w:lvlJc w:val="left"/>
+      <w:pPr>
+        <w:tabs>
+          <w:tab w:val="num" w:pos="6480"/>
+        </w:tabs>
+        <w:ind w:left="6480" w:hanging="360"/>
+      </w:pPr>
+      <w:rPr>
+        <w:rFonts w:ascii="Wingdings" w:hAnsi="Wingdings" w:hint="default"/>
+        <w:sz w:val="20"/>
+      </w:rPr>
+    </w:lvl>
+  </w:abstractNum>
+  <w:abstractNum w:abstractNumId="8" w15:restartNumberingAfterBreak="0">
+    <w:nsid w:val="50ED686D"/>
+    <w:multiLevelType w:val="multilevel"/>
+    <w:tmpl w:val="E830392A"/>
+    <w:lvl w:ilvl="0">
+      <w:start w:val="1"/>
+      <w:numFmt w:val="bullet"/>
+      <w:lvlText w:val=""/>
+      <w:lvlJc w:val="left"/>
+      <w:pPr>
+        <w:tabs>
+          <w:tab w:val="num" w:pos="720"/>
+        </w:tabs>
+        <w:ind w:left="720" w:hanging="360"/>
+      </w:pPr>
+      <w:rPr>
+        <w:rFonts w:ascii="Symbol" w:hAnsi="Symbol" w:hint="default"/>
+        <w:sz w:val="20"/>
+      </w:rPr>
+    </w:lvl>
+    <w:lvl w:ilvl="1" w:tentative="1">
+      <w:start w:val="1"/>
+      <w:numFmt w:val="bullet"/>
+      <w:lvlText w:val="o"/>
+      <w:lvlJc w:val="left"/>
+      <w:pPr>
+        <w:tabs>
+          <w:tab w:val="num" w:pos="1440"/>
+        </w:tabs>
+        <w:ind w:left="1440" w:hanging="360"/>
+      </w:pPr>
+      <w:rPr>
+        <w:rFonts w:ascii="Courier New" w:hAnsi="Courier New" w:hint="default"/>
+        <w:sz w:val="20"/>
+      </w:rPr>
+    </w:lvl>
+    <w:lvl w:ilvl="2" w:tentative="1">
+      <w:start w:val="1"/>
+      <w:numFmt w:val="bullet"/>
+      <w:lvlText w:val=""/>
+      <w:lvlJc w:val="left"/>
+      <w:pPr>
+        <w:tabs>
+          <w:tab w:val="num" w:pos="2160"/>
+        </w:tabs>
+        <w:ind w:left="2160" w:hanging="360"/>
+      </w:pPr>
+      <w:rPr>
+        <w:rFonts w:ascii="Wingdings" w:hAnsi="Wingdings" w:hint="default"/>
+        <w:sz w:val="20"/>
+      </w:rPr>
+    </w:lvl>
+    <w:lvl w:ilvl="3" w:tentative="1">
+      <w:start w:val="1"/>
+      <w:numFmt w:val="bullet"/>
+      <w:lvlText w:val=""/>
+      <w:lvlJc w:val="left"/>
+      <w:pPr>
+        <w:tabs>
+          <w:tab w:val="num" w:pos="2880"/>
+        </w:tabs>
+        <w:ind w:left="2880" w:hanging="360"/>
+      </w:pPr>
+      <w:rPr>
+        <w:rFonts w:ascii="Wingdings" w:hAnsi="Wingdings" w:hint="default"/>
+        <w:sz w:val="20"/>
+      </w:rPr>
+    </w:lvl>
+    <w:lvl w:ilvl="4" w:tentative="1">
+      <w:start w:val="1"/>
+      <w:numFmt w:val="bullet"/>
+      <w:lvlText w:val=""/>
+      <w:lvlJc w:val="left"/>
+      <w:pPr>
+        <w:tabs>
+          <w:tab w:val="num" w:pos="3600"/>
+        </w:tabs>
+        <w:ind w:left="3600" w:hanging="360"/>
+      </w:pPr>
+      <w:rPr>
+        <w:rFonts w:ascii="Wingdings" w:hAnsi="Wingdings" w:hint="default"/>
+        <w:sz w:val="20"/>
+      </w:rPr>
+    </w:lvl>
+    <w:lvl w:ilvl="5" w:tentative="1">
+      <w:start w:val="1"/>
+      <w:numFmt w:val="bullet"/>
+      <w:lvlText w:val=""/>
+      <w:lvlJc w:val="left"/>
+      <w:pPr>
+        <w:tabs>
+          <w:tab w:val="num" w:pos="4320"/>
+        </w:tabs>
+        <w:ind w:left="4320" w:hanging="360"/>
+      </w:pPr>
+      <w:rPr>
+        <w:rFonts w:ascii="Wingdings" w:hAnsi="Wingdings" w:hint="default"/>
+        <w:sz w:val="20"/>
+      </w:rPr>
+    </w:lvl>
+    <w:lvl w:ilvl="6" w:tentative="1">
+      <w:start w:val="1"/>
+      <w:numFmt w:val="bullet"/>
+      <w:lvlText w:val=""/>
+      <w:lvlJc w:val="left"/>
+      <w:pPr>
+        <w:tabs>
+          <w:tab w:val="num" w:pos="5040"/>
+        </w:tabs>
+        <w:ind w:left="5040" w:hanging="360"/>
+      </w:pPr>
+      <w:rPr>
+        <w:rFonts w:ascii="Wingdings" w:hAnsi="Wingdings" w:hint="default"/>
+        <w:sz w:val="20"/>
+      </w:rPr>
+    </w:lvl>
+    <w:lvl w:ilvl="7" w:tentative="1">
+      <w:start w:val="1"/>
+      <w:numFmt w:val="bullet"/>
+      <w:lvlText w:val=""/>
+      <w:lvlJc w:val="left"/>
+      <w:pPr>
+        <w:tabs>
+          <w:tab w:val="num" w:pos="5760"/>
+        </w:tabs>
+        <w:ind w:left="5760" w:hanging="360"/>
+      </w:pPr>
+      <w:rPr>
+        <w:rFonts w:ascii="Wingdings" w:hAnsi="Wingdings" w:hint="default"/>
+        <w:sz w:val="20"/>
+      </w:rPr>
+    </w:lvl>
+    <w:lvl w:ilvl="8" w:tentative="1">
+      <w:start w:val="1"/>
+      <w:numFmt w:val="bullet"/>
+      <w:lvlText w:val=""/>
+      <w:lvlJc w:val="left"/>
+      <w:pPr>
+        <w:tabs>
+          <w:tab w:val="num" w:pos="6480"/>
+        </w:tabs>
+        <w:ind w:left="6480" w:hanging="360"/>
+      </w:pPr>
+      <w:rPr>
+        <w:rFonts w:ascii="Wingdings" w:hAnsi="Wingdings" w:hint="default"/>
+        <w:sz w:val="20"/>
+      </w:rPr>
+    </w:lvl>
+  </w:abstractNum>
+  <w:abstractNum w:abstractNumId="9" w15:restartNumberingAfterBreak="0">
+    <w:nsid w:val="582954A0"/>
+    <w:multiLevelType w:val="multilevel"/>
+    <w:tmpl w:val="6AD8602A"/>
+    <w:lvl w:ilvl="0">
+      <w:start w:val="1"/>
+      <w:numFmt w:val="bullet"/>
+      <w:lvlText w:val=""/>
+      <w:lvlJc w:val="left"/>
+      <w:pPr>
+        <w:tabs>
+          <w:tab w:val="num" w:pos="720"/>
+        </w:tabs>
+        <w:ind w:left="720" w:hanging="360"/>
+      </w:pPr>
+      <w:rPr>
+        <w:rFonts w:ascii="Symbol" w:hAnsi="Symbol" w:hint="default"/>
+        <w:sz w:val="20"/>
+      </w:rPr>
+    </w:lvl>
+    <w:lvl w:ilvl="1" w:tentative="1">
+      <w:start w:val="1"/>
+      <w:numFmt w:val="bullet"/>
+      <w:lvlText w:val="o"/>
+      <w:lvlJc w:val="left"/>
+      <w:pPr>
+        <w:tabs>
+          <w:tab w:val="num" w:pos="1440"/>
+        </w:tabs>
+        <w:ind w:left="1440" w:hanging="360"/>
+      </w:pPr>
+      <w:rPr>
+        <w:rFonts w:ascii="Courier New" w:hAnsi="Courier New" w:hint="default"/>
+        <w:sz w:val="20"/>
+      </w:rPr>
+    </w:lvl>
+    <w:lvl w:ilvl="2" w:tentative="1">
+      <w:start w:val="1"/>
+      <w:numFmt w:val="bullet"/>
+      <w:lvlText w:val=""/>
+      <w:lvlJc w:val="left"/>
+      <w:pPr>
+        <w:tabs>
+          <w:tab w:val="num" w:pos="2160"/>
+        </w:tabs>
+        <w:ind w:left="2160" w:hanging="360"/>
+      </w:pPr>
+      <w:rPr>
+        <w:rFonts w:ascii="Wingdings" w:hAnsi="Wingdings" w:hint="default"/>
+        <w:sz w:val="20"/>
+      </w:rPr>
+    </w:lvl>
+    <w:lvl w:ilvl="3" w:tentative="1">
+      <w:start w:val="1"/>
+      <w:numFmt w:val="bullet"/>
+      <w:lvlText w:val=""/>
+      <w:lvlJc w:val="left"/>
+      <w:pPr>
+        <w:tabs>
+          <w:tab w:val="num" w:pos="2880"/>
+        </w:tabs>
+        <w:ind w:left="2880" w:hanging="360"/>
+      </w:pPr>
+      <w:rPr>
+        <w:rFonts w:ascii="Wingdings" w:hAnsi="Wingdings" w:hint="default"/>
+        <w:sz w:val="20"/>
+      </w:rPr>
+    </w:lvl>
+    <w:lvl w:ilvl="4" w:tentative="1">
+      <w:start w:val="1"/>
+      <w:numFmt w:val="bullet"/>
+      <w:lvlText w:val=""/>
+      <w:lvlJc w:val="left"/>
+      <w:pPr>
+        <w:tabs>
+          <w:tab w:val="num" w:pos="3600"/>
+        </w:tabs>
+        <w:ind w:left="3600" w:hanging="360"/>
+      </w:pPr>
+      <w:rPr>
+        <w:rFonts w:ascii="Wingdings" w:hAnsi="Wingdings" w:hint="default"/>
+        <w:sz w:val="20"/>
+      </w:rPr>
+    </w:lvl>
+    <w:lvl w:ilvl="5" w:tentative="1">
+      <w:start w:val="1"/>
+      <w:numFmt w:val="bullet"/>
+      <w:lvlText w:val=""/>
+      <w:lvlJc w:val="left"/>
+      <w:pPr>
+        <w:tabs>
+          <w:tab w:val="num" w:pos="4320"/>
+        </w:tabs>
+        <w:ind w:left="4320" w:hanging="360"/>
+      </w:pPr>
+      <w:rPr>
+        <w:rFonts w:ascii="Wingdings" w:hAnsi="Wingdings" w:hint="default"/>
+        <w:sz w:val="20"/>
+      </w:rPr>
+    </w:lvl>
+    <w:lvl w:ilvl="6" w:tentative="1">
+      <w:start w:val="1"/>
+      <w:numFmt w:val="bullet"/>
+      <w:lvlText w:val=""/>
+      <w:lvlJc w:val="left"/>
+      <w:pPr>
+        <w:tabs>
+          <w:tab w:val="num" w:pos="5040"/>
+        </w:tabs>
+        <w:ind w:left="5040" w:hanging="360"/>
+      </w:pPr>
+      <w:rPr>
+        <w:rFonts w:ascii="Wingdings" w:hAnsi="Wingdings" w:hint="default"/>
+        <w:sz w:val="20"/>
+      </w:rPr>
+    </w:lvl>
+    <w:lvl w:ilvl="7" w:tentative="1">
+      <w:start w:val="1"/>
+      <w:numFmt w:val="bullet"/>
+      <w:lvlText w:val=""/>
+      <w:lvlJc w:val="left"/>
+      <w:pPr>
+        <w:tabs>
+          <w:tab w:val="num" w:pos="5760"/>
+        </w:tabs>
+        <w:ind w:left="5760" w:hanging="360"/>
+      </w:pPr>
+      <w:rPr>
+        <w:rFonts w:ascii="Wingdings" w:hAnsi="Wingdings" w:hint="default"/>
+        <w:sz w:val="20"/>
+      </w:rPr>
+    </w:lvl>
+    <w:lvl w:ilvl="8" w:tentative="1">
+      <w:start w:val="1"/>
+      <w:numFmt w:val="bullet"/>
+      <w:lvlText w:val=""/>
+      <w:lvlJc w:val="left"/>
+      <w:pPr>
+        <w:tabs>
+          <w:tab w:val="num" w:pos="6480"/>
+        </w:tabs>
+        <w:ind w:left="6480" w:hanging="360"/>
+      </w:pPr>
+      <w:rPr>
+        <w:rFonts w:ascii="Wingdings" w:hAnsi="Wingdings" w:hint="default"/>
+        <w:sz w:val="20"/>
+      </w:rPr>
+    </w:lvl>
+  </w:abstractNum>
+  <w:abstractNum w:abstractNumId="10" w15:restartNumberingAfterBreak="0">
+    <w:nsid w:val="6AD404D2"/>
+    <w:multiLevelType w:val="multilevel"/>
+    <w:tmpl w:val="1242ABEC"/>
+    <w:lvl w:ilvl="0">
+      <w:start w:val="1"/>
+      <w:numFmt w:val="bullet"/>
+      <w:lvlText w:val=""/>
+      <w:lvlJc w:val="left"/>
+      <w:pPr>
+        <w:tabs>
+          <w:tab w:val="num" w:pos="720"/>
+        </w:tabs>
+        <w:ind w:left="720" w:hanging="360"/>
+      </w:pPr>
+      <w:rPr>
+        <w:rFonts w:ascii="Symbol" w:hAnsi="Symbol" w:hint="default"/>
+        <w:sz w:val="20"/>
+      </w:rPr>
+    </w:lvl>
+    <w:lvl w:ilvl="1" w:tentative="1">
+      <w:start w:val="1"/>
+      <w:numFmt w:val="bullet"/>
+      <w:lvlText w:val="o"/>
+      <w:lvlJc w:val="left"/>
+      <w:pPr>
+        <w:tabs>
+          <w:tab w:val="num" w:pos="1440"/>
+        </w:tabs>
+        <w:ind w:left="1440" w:hanging="360"/>
+      </w:pPr>
+      <w:rPr>
+        <w:rFonts w:ascii="Courier New" w:hAnsi="Courier New" w:hint="default"/>
+        <w:sz w:val="20"/>
+      </w:rPr>
+    </w:lvl>
+    <w:lvl w:ilvl="2" w:tentative="1">
+      <w:start w:val="1"/>
+      <w:numFmt w:val="bullet"/>
+      <w:lvlText w:val=""/>
+      <w:lvlJc w:val="left"/>
+      <w:pPr>
+        <w:tabs>
+          <w:tab w:val="num" w:pos="2160"/>
+        </w:tabs>
+        <w:ind w:left="2160" w:hanging="360"/>
+      </w:pPr>
+      <w:rPr>
+        <w:rFonts w:ascii="Wingdings" w:hAnsi="Wingdings" w:hint="default"/>
+        <w:sz w:val="20"/>
+      </w:rPr>
+    </w:lvl>
+    <w:lvl w:ilvl="3" w:tentative="1">
+      <w:start w:val="1"/>
+      <w:numFmt w:val="bullet"/>
+      <w:lvlText w:val=""/>
+      <w:lvlJc w:val="left"/>
+      <w:pPr>
+        <w:tabs>
+          <w:tab w:val="num" w:pos="2880"/>
+        </w:tabs>
+        <w:ind w:left="2880" w:hanging="360"/>
+      </w:pPr>
+      <w:rPr>
+        <w:rFonts w:ascii="Wingdings" w:hAnsi="Wingdings" w:hint="default"/>
+        <w:sz w:val="20"/>
+      </w:rPr>
+    </w:lvl>
+    <w:lvl w:ilvl="4" w:tentative="1">
+      <w:start w:val="1"/>
+      <w:numFmt w:val="bullet"/>
+      <w:lvlText w:val=""/>
+      <w:lvlJc w:val="left"/>
+      <w:pPr>
+        <w:tabs>
+          <w:tab w:val="num" w:pos="3600"/>
+        </w:tabs>
+        <w:ind w:left="3600" w:hanging="360"/>
+      </w:pPr>
+      <w:rPr>
+        <w:rFonts w:ascii="Wingdings" w:hAnsi="Wingdings" w:hint="default"/>
+        <w:sz w:val="20"/>
+      </w:rPr>
+    </w:lvl>
+    <w:lvl w:ilvl="5" w:tentative="1">
+      <w:start w:val="1"/>
+      <w:numFmt w:val="bullet"/>
+      <w:lvlText w:val=""/>
+      <w:lvlJc w:val="left"/>
+      <w:pPr>
+        <w:tabs>
+          <w:tab w:val="num" w:pos="4320"/>
+        </w:tabs>
+        <w:ind w:left="4320" w:hanging="360"/>
+      </w:pPr>
+      <w:rPr>
+        <w:rFonts w:ascii="Wingdings" w:hAnsi="Wingdings" w:hint="default"/>
+        <w:sz w:val="20"/>
+      </w:rPr>
+    </w:lvl>
+    <w:lvl w:ilvl="6" w:tentative="1">
+      <w:start w:val="1"/>
+      <w:numFmt w:val="bullet"/>
+      <w:lvlText w:val=""/>
+      <w:lvlJc w:val="left"/>
+      <w:pPr>
+        <w:tabs>
+          <w:tab w:val="num" w:pos="5040"/>
+        </w:tabs>
+        <w:ind w:left="5040" w:hanging="360"/>
+      </w:pPr>
+      <w:rPr>
+        <w:rFonts w:ascii="Wingdings" w:hAnsi="Wingdings" w:hint="default"/>
+        <w:sz w:val="20"/>
+      </w:rPr>
+    </w:lvl>
+    <w:lvl w:ilvl="7" w:tentative="1">
+      <w:start w:val="1"/>
+      <w:numFmt w:val="bullet"/>
+      <w:lvlText w:val=""/>
+      <w:lvlJc w:val="left"/>
+      <w:pPr>
+        <w:tabs>
+          <w:tab w:val="num" w:pos="5760"/>
+        </w:tabs>
+        <w:ind w:left="5760" w:hanging="360"/>
+      </w:pPr>
+      <w:rPr>
+        <w:rFonts w:ascii="Wingdings" w:hAnsi="Wingdings" w:hint="default"/>
+        <w:sz w:val="20"/>
+      </w:rPr>
+    </w:lvl>
+    <w:lvl w:ilvl="8" w:tentative="1">
+      <w:start w:val="1"/>
+      <w:numFmt w:val="bullet"/>
+      <w:lvlText w:val=""/>
+      <w:lvlJc w:val="left"/>
+      <w:pPr>
+        <w:tabs>
+          <w:tab w:val="num" w:pos="6480"/>
+        </w:tabs>
+        <w:ind w:left="6480" w:hanging="360"/>
+      </w:pPr>
+      <w:rPr>
+        <w:rFonts w:ascii="Wingdings" w:hAnsi="Wingdings" w:hint="default"/>
+        <w:sz w:val="20"/>
+      </w:rPr>
+    </w:lvl>
+  </w:abstractNum>
+  <w:abstractNum w:abstractNumId="11" w15:restartNumberingAfterBreak="0">
+    <w:nsid w:val="70AB29F3"/>
+    <w:multiLevelType w:val="hybridMultilevel"/>
+    <w:tmpl w:val="0A780800"/>
+    <w:lvl w:ilvl="0" w:tplc="10000001">
+      <w:start w:val="1"/>
+      <w:numFmt w:val="bullet"/>
+      <w:lvlText w:val=""/>
+      <w:lvlJc w:val="left"/>
+      <w:pPr>
+        <w:ind w:left="720" w:hanging="360"/>
+      </w:pPr>
+      <w:rPr>
+        <w:rFonts w:ascii="Symbol" w:hAnsi="Symbol" w:hint="default"/>
+      </w:rPr>
+    </w:lvl>
+    <w:lvl w:ilvl="1" w:tplc="10000003" w:tentative="1">
+      <w:start w:val="1"/>
+      <w:numFmt w:val="bullet"/>
+      <w:lvlText w:val="o"/>
+      <w:lvlJc w:val="left"/>
+      <w:pPr>
+        <w:ind w:left="1440" w:hanging="360"/>
+      </w:pPr>
+      <w:rPr>
+        <w:rFonts w:ascii="Courier New" w:hAnsi="Courier New" w:cs="Courier New" w:hint="default"/>
+      </w:rPr>
+    </w:lvl>
+    <w:lvl w:ilvl="2" w:tplc="10000005" w:tentative="1">
+      <w:start w:val="1"/>
+      <w:numFmt w:val="bullet"/>
+      <w:lvlText w:val=""/>
+      <w:lvlJc w:val="left"/>
+      <w:pPr>
+        <w:ind w:left="2160" w:hanging="360"/>
+      </w:pPr>
+      <w:rPr>
+        <w:rFonts w:ascii="Wingdings" w:hAnsi="Wingdings" w:hint="default"/>
+      </w:rPr>
+    </w:lvl>
+    <w:lvl w:ilvl="3" w:tplc="10000001" w:tentative="1">
+      <w:start w:val="1"/>
+      <w:numFmt w:val="bullet"/>
+      <w:lvlText w:val=""/>
+      <w:lvlJc w:val="left"/>
+      <w:pPr>
+        <w:ind w:left="2880" w:hanging="360"/>
+      </w:pPr>
+      <w:rPr>
+        <w:rFonts w:ascii="Symbol" w:hAnsi="Symbol" w:hint="default"/>
+      </w:rPr>
+    </w:lvl>
+    <w:lvl w:ilvl="4" w:tplc="10000003" w:tentative="1">
+      <w:start w:val="1"/>
+      <w:numFmt w:val="bullet"/>
+      <w:lvlText w:val="o"/>
+      <w:lvlJc w:val="left"/>
+      <w:pPr>
+        <w:ind w:left="3600" w:hanging="360"/>
+      </w:pPr>
+      <w:rPr>
+        <w:rFonts w:ascii="Courier New" w:hAnsi="Courier New" w:cs="Courier New" w:hint="default"/>
+      </w:rPr>
+    </w:lvl>
+    <w:lvl w:ilvl="5" w:tplc="10000005" w:tentative="1">
+      <w:start w:val="1"/>
+      <w:numFmt w:val="bullet"/>
+      <w:lvlText w:val=""/>
+      <w:lvlJc w:val="left"/>
+      <w:pPr>
+        <w:ind w:left="4320" w:hanging="360"/>
+      </w:pPr>
+      <w:rPr>
+        <w:rFonts w:ascii="Wingdings" w:hAnsi="Wingdings" w:hint="default"/>
+      </w:rPr>
+    </w:lvl>
+    <w:lvl w:ilvl="6" w:tplc="10000001" w:tentative="1">
+      <w:start w:val="1"/>
+      <w:numFmt w:val="bullet"/>
+      <w:lvlText w:val=""/>
+      <w:lvlJc w:val="left"/>
+      <w:pPr>
+        <w:ind w:left="5040" w:hanging="360"/>
+      </w:pPr>
+      <w:rPr>
+        <w:rFonts w:ascii="Symbol" w:hAnsi="Symbol" w:hint="default"/>
+      </w:rPr>
+    </w:lvl>
+    <w:lvl w:ilvl="7" w:tplc="10000003" w:tentative="1">
+      <w:start w:val="1"/>
+      <w:numFmt w:val="bullet"/>
+      <w:lvlText w:val="o"/>
+      <w:lvlJc w:val="left"/>
+      <w:pPr>
+        <w:ind w:left="5760" w:hanging="360"/>
+      </w:pPr>
+      <w:rPr>
+        <w:rFonts w:ascii="Courier New" w:hAnsi="Courier New" w:cs="Courier New" w:hint="default"/>
+      </w:rPr>
+    </w:lvl>
+    <w:lvl w:ilvl="8" w:tplc="10000005" w:tentative="1">
+      <w:start w:val="1"/>
+      <w:numFmt w:val="bullet"/>
+      <w:lvlText w:val=""/>
+      <w:lvlJc w:val="left"/>
+      <w:pPr>
+        <w:ind w:left="6480" w:hanging="360"/>
+      </w:pPr>
+      <w:rPr>
+        <w:rFonts w:ascii="Wingdings" w:hAnsi="Wingdings" w:hint="default"/>
+      </w:rPr>
+    </w:lvl>
+  </w:abstractNum>
+  <w:abstractNum w:abstractNumId="12" w15:restartNumberingAfterBreak="0">
+    <w:nsid w:val="713E1D90"/>
+    <w:multiLevelType w:val="multilevel"/>
+    <w:tmpl w:val="9146D7A0"/>
+    <w:lvl w:ilvl="0">
+      <w:start w:val="1"/>
+      <w:numFmt w:val="decimal"/>
+      <w:lvlText w:val="%1."/>
+      <w:lvlJc w:val="left"/>
+      <w:pPr>
+        <w:tabs>
+          <w:tab w:val="num" w:pos="720"/>
+        </w:tabs>
+        <w:ind w:left="720" w:hanging="360"/>
+      </w:pPr>
+    </w:lvl>
+    <w:lvl w:ilvl="1" w:tentative="1">
+      <w:start w:val="1"/>
+      <w:numFmt w:val="decimal"/>
+      <w:lvlText w:val="%2."/>
+      <w:lvlJc w:val="left"/>
+      <w:pPr>
+        <w:tabs>
+          <w:tab w:val="num" w:pos="1440"/>
+        </w:tabs>
+        <w:ind w:left="1440" w:hanging="360"/>
+      </w:pPr>
+    </w:lvl>
+    <w:lvl w:ilvl="2" w:tentative="1">
+      <w:start w:val="1"/>
+      <w:numFmt w:val="decimal"/>
+      <w:lvlText w:val="%3."/>
+      <w:lvlJc w:val="left"/>
+      <w:pPr>
+        <w:tabs>
+          <w:tab w:val="num" w:pos="2160"/>
+        </w:tabs>
+        <w:ind w:left="2160" w:hanging="360"/>
+      </w:pPr>
+    </w:lvl>
+    <w:lvl w:ilvl="3" w:tentative="1">
+      <w:start w:val="1"/>
+      <w:numFmt w:val="decimal"/>
+      <w:lvlText w:val="%4."/>
+      <w:lvlJc w:val="left"/>
+      <w:pPr>
+        <w:tabs>
+          <w:tab w:val="num" w:pos="2880"/>
+        </w:tabs>
+        <w:ind w:left="2880" w:hanging="360"/>
+      </w:pPr>
+    </w:lvl>
+    <w:lvl w:ilvl="4" w:tentative="1">
+      <w:start w:val="1"/>
+      <w:numFmt w:val="decimal"/>
+      <w:lvlText w:val="%5."/>
+      <w:lvlJc w:val="left"/>
+      <w:pPr>
+        <w:tabs>
+          <w:tab w:val="num" w:pos="3600"/>
+        </w:tabs>
+        <w:ind w:left="3600" w:hanging="360"/>
+      </w:pPr>
+    </w:lvl>
+    <w:lvl w:ilvl="5" w:tentative="1">
+      <w:start w:val="1"/>
+      <w:numFmt w:val="decimal"/>
+      <w:lvlText w:val="%6."/>
+      <w:lvlJc w:val="left"/>
+      <w:pPr>
+        <w:tabs>
+          <w:tab w:val="num" w:pos="4320"/>
+        </w:tabs>
+        <w:ind w:left="4320" w:hanging="360"/>
+      </w:pPr>
+    </w:lvl>
+    <w:lvl w:ilvl="6" w:tentative="1">
+      <w:start w:val="1"/>
+      <w:numFmt w:val="decimal"/>
+      <w:lvlText w:val="%7."/>
+      <w:lvlJc w:val="left"/>
+      <w:pPr>
+        <w:tabs>
+          <w:tab w:val="num" w:pos="5040"/>
+        </w:tabs>
+        <w:ind w:left="5040" w:hanging="360"/>
+      </w:pPr>
+    </w:lvl>
+    <w:lvl w:ilvl="7" w:tentative="1">
+      <w:start w:val="1"/>
+      <w:numFmt w:val="decimal"/>
+      <w:lvlText w:val="%8."/>
+      <w:lvlJc w:val="left"/>
+      <w:pPr>
+        <w:tabs>
+          <w:tab w:val="num" w:pos="5760"/>
+        </w:tabs>
+        <w:ind w:left="5760" w:hanging="360"/>
+      </w:pPr>
+    </w:lvl>
+    <w:lvl w:ilvl="8" w:tentative="1">
+      <w:start w:val="1"/>
+      <w:numFmt w:val="decimal"/>
+      <w:lvlText w:val="%9."/>
+      <w:lvlJc w:val="left"/>
+      <w:pPr>
+        <w:tabs>
+          <w:tab w:val="num" w:pos="6480"/>
+        </w:tabs>
+        <w:ind w:left="6480" w:hanging="360"/>
+      </w:pPr>
+    </w:lvl>
+  </w:abstractNum>
+  <w:abstractNum w:abstractNumId="13" w15:restartNumberingAfterBreak="0">
     <w:nsid w:val="71EF3580"/>
     <w:multiLevelType w:val="hybridMultilevel"/>
     <w:tmpl w:val="40045876"/>
@@ -453,7 +4329,7 @@
       <w:lvlText w:val=""/>
       <w:lvlJc w:val="left"/>
       <w:pPr>
-        <w:ind w:left="720" w:hanging="360"/>
+        <w:ind w:left="1080" w:hanging="360"/>
       </w:pPr>
       <w:rPr>
         <w:rFonts w:ascii="Symbol" w:hAnsi="Symbol" w:hint="default"/>
@@ -465,7 +4341,7 @@
       <w:lvlText w:val="o"/>
       <w:lvlJc w:val="left"/>
       <w:pPr>
-        <w:ind w:left="1440" w:hanging="360"/>
+        <w:ind w:left="1800" w:hanging="360"/>
       </w:pPr>
       <w:rPr>
         <w:rFonts w:ascii="Courier New" w:hAnsi="Courier New" w:cs="Courier New" w:hint="default"/>
@@ -477,7 +4353,7 @@
       <w:lvlText w:val=""/>
       <w:lvlJc w:val="left"/>
       <w:pPr>
-        <w:ind w:left="2160" w:hanging="360"/>
+        <w:ind w:left="2520" w:hanging="360"/>
       </w:pPr>
       <w:rPr>
         <w:rFonts w:ascii="Wingdings" w:hAnsi="Wingdings" w:hint="default"/>
@@ -489,7 +4365,7 @@
       <w:lvlText w:val=""/>
       <w:lvlJc w:val="left"/>
       <w:pPr>
-        <w:ind w:left="2880" w:hanging="360"/>
+        <w:ind w:left="3240" w:hanging="360"/>
       </w:pPr>
       <w:rPr>
         <w:rFonts w:ascii="Symbol" w:hAnsi="Symbol" w:hint="default"/>
@@ -501,7 +4377,7 @@
       <w:lvlText w:val="o"/>
       <w:lvlJc w:val="left"/>
       <w:pPr>
-        <w:ind w:left="3600" w:hanging="360"/>
+        <w:ind w:left="3960" w:hanging="360"/>
       </w:pPr>
       <w:rPr>
         <w:rFonts w:ascii="Courier New" w:hAnsi="Courier New" w:cs="Courier New" w:hint="default"/>
@@ -513,7 +4389,7 @@
       <w:lvlText w:val=""/>
       <w:lvlJc w:val="left"/>
       <w:pPr>
-        <w:ind w:left="4320" w:hanging="360"/>
+        <w:ind w:left="4680" w:hanging="360"/>
       </w:pPr>
       <w:rPr>
         <w:rFonts w:ascii="Wingdings" w:hAnsi="Wingdings" w:hint="default"/>
@@ -525,7 +4401,7 @@
       <w:lvlText w:val=""/>
       <w:lvlJc w:val="left"/>
       <w:pPr>
-        <w:ind w:left="5040" w:hanging="360"/>
+        <w:ind w:left="5400" w:hanging="360"/>
       </w:pPr>
       <w:rPr>
         <w:rFonts w:ascii="Symbol" w:hAnsi="Symbol" w:hint="default"/>
@@ -537,7 +4413,7 @@
       <w:lvlText w:val="o"/>
       <w:lvlJc w:val="left"/>
       <w:pPr>
-        <w:ind w:left="5760" w:hanging="360"/>
+        <w:ind w:left="6120" w:hanging="360"/>
       </w:pPr>
       <w:rPr>
         <w:rFonts w:ascii="Courier New" w:hAnsi="Courier New" w:cs="Courier New" w:hint="default"/>
@@ -549,7 +4425,7 @@
       <w:lvlText w:val=""/>
       <w:lvlJc w:val="left"/>
       <w:pPr>
-        <w:ind w:left="6480" w:hanging="360"/>
+        <w:ind w:left="6840" w:hanging="360"/>
       </w:pPr>
       <w:rPr>
         <w:rFonts w:ascii="Wingdings" w:hAnsi="Wingdings" w:hint="default"/>
@@ -557,10 +4433,46 @@
     </w:lvl>
   </w:abstractNum>
   <w:num w:numId="1" w16cid:durableId="1340041783">
+    <w:abstractNumId w:val="3"/>
+  </w:num>
+  <w:num w:numId="2" w16cid:durableId="1333291538">
+    <w:abstractNumId w:val="13"/>
+  </w:num>
+  <w:num w:numId="3" w16cid:durableId="2064400989">
+    <w:abstractNumId w:val="4"/>
+  </w:num>
+  <w:num w:numId="4" w16cid:durableId="1361010740">
+    <w:abstractNumId w:val="7"/>
+  </w:num>
+  <w:num w:numId="5" w16cid:durableId="1643730021">
+    <w:abstractNumId w:val="9"/>
+  </w:num>
+  <w:num w:numId="6" w16cid:durableId="850681351">
+    <w:abstractNumId w:val="11"/>
+  </w:num>
+  <w:num w:numId="7" w16cid:durableId="1122503280">
+    <w:abstractNumId w:val="5"/>
+  </w:num>
+  <w:num w:numId="8" w16cid:durableId="1395080051">
+    <w:abstractNumId w:val="12"/>
+  </w:num>
+  <w:num w:numId="9" w16cid:durableId="112406841">
+    <w:abstractNumId w:val="10"/>
+  </w:num>
+  <w:num w:numId="10" w16cid:durableId="1038241589">
+    <w:abstractNumId w:val="2"/>
+  </w:num>
+  <w:num w:numId="11" w16cid:durableId="1935085162">
+    <w:abstractNumId w:val="6"/>
+  </w:num>
+  <w:num w:numId="12" w16cid:durableId="1359888504">
     <w:abstractNumId w:val="0"/>
   </w:num>
-  <w:num w:numId="2" w16cid:durableId="1333291538">
+  <w:num w:numId="13" w16cid:durableId="1733692763">
     <w:abstractNumId w:val="1"/>
+  </w:num>
+  <w:num w:numId="14" w16cid:durableId="822896890">
+    <w:abstractNumId w:val="8"/>
   </w:num>
 </w:numbering>
 </file>
@@ -1009,10 +4921,32 @@
       <w:szCs w:val="26"/>
     </w:rPr>
   </w:style>
+  <w:style w:type="paragraph" w:styleId="Heading3">
+    <w:name w:val="heading 3"/>
+    <w:basedOn w:val="Normal"/>
+    <w:next w:val="Normal"/>
+    <w:link w:val="Heading3Char"/>
+    <w:uiPriority w:val="9"/>
+    <w:semiHidden/>
+    <w:unhideWhenUsed/>
+    <w:qFormat/>
+    <w:rsid w:val="00615A10"/>
+    <w:pPr>
+      <w:keepNext/>
+      <w:keepLines/>
+      <w:spacing w:before="40" w:after="0"/>
+      <w:outlineLvl w:val="2"/>
+    </w:pPr>
+    <w:rPr>
+      <w:rFonts w:asciiTheme="majorHAnsi" w:eastAsiaTheme="majorEastAsia" w:hAnsiTheme="majorHAnsi" w:cstheme="majorBidi"/>
+      <w:color w:val="1F3763" w:themeColor="accent1" w:themeShade="7F"/>
+      <w:sz w:val="24"/>
+      <w:szCs w:val="24"/>
+    </w:rPr>
+  </w:style>
   <w:style w:type="character" w:default="1" w:styleId="DefaultParagraphFont">
     <w:name w:val="Default Paragraph Font"/>
     <w:uiPriority w:val="1"/>
-    <w:semiHidden/>
     <w:unhideWhenUsed/>
   </w:style>
   <w:style w:type="table" w:default="1" w:styleId="TableNormal">
@@ -1116,6 +5050,54 @@
     <w:link w:val="Footer"/>
     <w:uiPriority w:val="99"/>
     <w:rsid w:val="00967076"/>
+  </w:style>
+  <w:style w:type="character" w:styleId="Strong">
+    <w:name w:val="Strong"/>
+    <w:basedOn w:val="DefaultParagraphFont"/>
+    <w:uiPriority w:val="22"/>
+    <w:qFormat/>
+    <w:rsid w:val="000F4EE3"/>
+    <w:rPr>
+      <w:b/>
+      <w:bCs/>
+    </w:rPr>
+  </w:style>
+  <w:style w:type="character" w:styleId="HTMLCode">
+    <w:name w:val="HTML Code"/>
+    <w:basedOn w:val="DefaultParagraphFont"/>
+    <w:uiPriority w:val="99"/>
+    <w:semiHidden/>
+    <w:unhideWhenUsed/>
+    <w:rsid w:val="000F4EE3"/>
+    <w:rPr>
+      <w:rFonts w:ascii="Courier New" w:eastAsia="Times New Roman" w:hAnsi="Courier New" w:cs="Courier New"/>
+      <w:sz w:val="20"/>
+      <w:szCs w:val="20"/>
+    </w:rPr>
+  </w:style>
+  <w:style w:type="character" w:customStyle="1" w:styleId="Heading3Char">
+    <w:name w:val="Heading 3 Char"/>
+    <w:basedOn w:val="DefaultParagraphFont"/>
+    <w:link w:val="Heading3"/>
+    <w:uiPriority w:val="9"/>
+    <w:semiHidden/>
+    <w:rsid w:val="00615A10"/>
+    <w:rPr>
+      <w:rFonts w:asciiTheme="majorHAnsi" w:eastAsiaTheme="majorEastAsia" w:hAnsiTheme="majorHAnsi" w:cstheme="majorBidi"/>
+      <w:color w:val="1F3763" w:themeColor="accent1" w:themeShade="7F"/>
+      <w:sz w:val="24"/>
+      <w:szCs w:val="24"/>
+    </w:rPr>
+  </w:style>
+  <w:style w:type="character" w:styleId="PlaceholderText">
+    <w:name w:val="Placeholder Text"/>
+    <w:basedOn w:val="DefaultParagraphFont"/>
+    <w:uiPriority w:val="99"/>
+    <w:semiHidden/>
+    <w:rsid w:val="00615A10"/>
+    <w:rPr>
+      <w:color w:val="666666"/>
+    </w:rPr>
   </w:style>
 </w:styles>
 </file>
